--- a/courts/second-circuit/new-york/federal/bankruptcy-southern-district/motion-brief/usage/OUTPUT-motion-brief.docx
+++ b/courts/second-circuit/new-york/federal/bankruptcy-southern-district/motion-brief/usage/OUTPUT-motion-brief.docx
@@ -4,177 +4,687 @@
   <w:body>
     <w:p>
       <w:pPr>
-        <w:pStyle w:val="Single"/>
-      </w:pPr>
-      <w:r>
-        <w:t xml:space="preserve">PAUL, WEISS, RIFKIND, WHARTON &amp; GARRISON LLP</w:t>
-      </w:r>
-    </w:p>
-    <w:p>
-      <w:pPr>
-        <w:pStyle w:val="Single"/>
-      </w:pPr>
-      <w:r>
-        <w:t xml:space="preserve">1285 Avenue of the Americas</w:t>
-      </w:r>
-    </w:p>
-    <w:p>
-      <w:pPr>
-        <w:pStyle w:val="Single"/>
-      </w:pPr>
-      <w:r>
-        <w:t xml:space="preserve">New York, New York 10019-6064</w:t>
-      </w:r>
-    </w:p>
-    <w:p>
-      <w:pPr>
-        <w:pStyle w:val="Single"/>
-      </w:pPr>
-      <w:r>
-        <w:t xml:space="preserve">Tel: (212) 373-3000</w:t>
-      </w:r>
-    </w:p>
-    <w:p>
-      <w:pPr>
-        <w:pStyle w:val="SingleGap"/>
-      </w:pPr>
-      <w:r>
-        <w:t xml:space="preserve">Fax: (212) 757-3990</w:t>
-      </w:r>
-    </w:p>
-    <w:p>
-      <w:pPr>
-        <w:pStyle w:val="Single"/>
-      </w:pPr>
-      <w:r>
-        <w:t xml:space="preserve">MOLOLAMKEN LLP</w:t>
-      </w:r>
-    </w:p>
-    <w:p>
-      <w:pPr>
-        <w:pStyle w:val="Single"/>
-      </w:pPr>
-      <w:r>
-        <w:t xml:space="preserve">430 Park Avenue</w:t>
-      </w:r>
-    </w:p>
-    <w:p>
-      <w:pPr>
-        <w:pStyle w:val="Single"/>
-      </w:pPr>
-      <w:r>
-        <w:t xml:space="preserve">New York, NY 10022</w:t>
-      </w:r>
-    </w:p>
-    <w:p>
-      <w:pPr>
-        <w:pStyle w:val="Single"/>
-      </w:pPr>
-      <w:r>
-        <w:t xml:space="preserve">Tel: (212) 607-8160</w:t>
-      </w:r>
-    </w:p>
-    <w:p>
-      <w:pPr>
-        <w:pStyle w:val="SingleGap"/>
-      </w:pPr>
-      <w:r>
-        <w:t xml:space="preserve">Fax: (212) 607-8161</w:t>
-      </w:r>
-    </w:p>
-    <w:p>
-      <w:pPr>
-        <w:pStyle w:val="Single"/>
-      </w:pPr>
-      <w:r>
-        <w:t xml:space="preserve">KAPLAN RICE LLP</w:t>
-      </w:r>
-    </w:p>
-    <w:p>
-      <w:pPr>
-        <w:pStyle w:val="Single"/>
-      </w:pPr>
-      <w:r>
-        <w:t xml:space="preserve">142 West 57th Street, Suite 4A</w:t>
-      </w:r>
-    </w:p>
-    <w:p>
-      <w:pPr>
-        <w:pStyle w:val="Single"/>
-      </w:pPr>
-      <w:r>
-        <w:t xml:space="preserve">New York, NY 10022</w:t>
-      </w:r>
-    </w:p>
-    <w:p>
-      <w:pPr>
-        <w:pStyle w:val="Single"/>
-      </w:pPr>
-      <w:r>
-        <w:t xml:space="preserve">Tel: (212) 235-0300</w:t>
-      </w:r>
-    </w:p>
-    <w:p>
-      <w:pPr>
-        <w:pStyle w:val="CounselFor"/>
+        <w:spacing w:before="0" w:after="0" w:line="276" w:lineRule="exact"/>
+        <w:ind w:left="0" w:firstLine="0"/>
+        <w:jc w:val="left"/>
+      </w:pPr>
+      <w:r>
+        <w:t xml:space="preserve">PAUL,</w:t>
+      </w:r>
+      <w:r>
+        <w:t xml:space="preserve"> </w:t>
+      </w:r>
+      <w:r>
+        <w:t xml:space="preserve">WEISS,</w:t>
+      </w:r>
+      <w:r>
+        <w:t xml:space="preserve"> </w:t>
+      </w:r>
+      <w:r>
+        <w:t xml:space="preserve">RIFKIND,</w:t>
+      </w:r>
+      <w:r>
+        <w:t xml:space="preserve"> </w:t>
+      </w:r>
+      <w:r>
+        <w:t xml:space="preserve">WHARTON</w:t>
+      </w:r>
+      <w:r>
+        <w:t xml:space="preserve"> </w:t>
+      </w:r>
+      <w:r>
+        <w:t xml:space="preserve">&amp;</w:t>
+      </w:r>
+      <w:r>
+        <w:t xml:space="preserve"> </w:t>
+      </w:r>
+      <w:r>
+        <w:t xml:space="preserve">GARRISON</w:t>
+      </w:r>
+      <w:r>
+        <w:t xml:space="preserve"> </w:t>
+      </w:r>
+      <w:r>
+        <w:t xml:space="preserve">LLP</w:t>
+      </w:r>
+    </w:p>
+    <w:p>
+      <w:pPr>
+        <w:spacing w:before="0" w:after="0" w:line="276" w:lineRule="exact"/>
+        <w:ind w:left="0" w:firstLine="0"/>
+        <w:jc w:val="left"/>
+      </w:pPr>
+      <w:r>
+        <w:t xml:space="preserve">1285</w:t>
+      </w:r>
+      <w:r>
+        <w:t xml:space="preserve"> </w:t>
+      </w:r>
+      <w:r>
+        <w:t xml:space="preserve">Avenue</w:t>
+      </w:r>
+      <w:r>
+        <w:t xml:space="preserve"> </w:t>
+      </w:r>
+      <w:r>
+        <w:t xml:space="preserve">of</w:t>
+      </w:r>
+      <w:r>
+        <w:t xml:space="preserve"> </w:t>
+      </w:r>
+      <w:r>
+        <w:t xml:space="preserve">the</w:t>
+      </w:r>
+      <w:r>
+        <w:t xml:space="preserve"> </w:t>
+      </w:r>
+      <w:r>
+        <w:t xml:space="preserve">Americas</w:t>
+      </w:r>
+    </w:p>
+    <w:p>
+      <w:pPr>
+        <w:spacing w:before="0" w:after="0" w:line="276" w:lineRule="exact"/>
+        <w:ind w:left="0" w:firstLine="0"/>
+        <w:jc w:val="left"/>
+      </w:pPr>
+      <w:r>
+        <w:t xml:space="preserve">New</w:t>
+      </w:r>
+      <w:r>
+        <w:t xml:space="preserve"> </w:t>
+      </w:r>
+      <w:r>
+        <w:t xml:space="preserve">York,</w:t>
+      </w:r>
+      <w:r>
+        <w:t xml:space="preserve"> </w:t>
+      </w:r>
+      <w:r>
+        <w:t xml:space="preserve">New</w:t>
+      </w:r>
+      <w:r>
+        <w:t xml:space="preserve"> </w:t>
+      </w:r>
+      <w:r>
+        <w:t xml:space="preserve">York</w:t>
+      </w:r>
+      <w:r>
+        <w:t xml:space="preserve"> </w:t>
+      </w:r>
+      <w:r>
+        <w:t xml:space="preserve">10019</w:t>
+        <w:noBreakHyphen/>
+        <w:t xml:space="preserve">6064</w:t>
+      </w:r>
+    </w:p>
+    <w:p>
+      <w:pPr>
+        <w:spacing w:before="0" w:after="0" w:line="276" w:lineRule="exact"/>
+        <w:ind w:left="0" w:firstLine="0"/>
+        <w:jc w:val="left"/>
+      </w:pPr>
+      <w:r>
+        <w:t xml:space="preserve">Tel:</w:t>
+      </w:r>
+      <w:r>
+        <w:t xml:space="preserve"> </w:t>
+      </w:r>
+      <w:r>
+        <w:t xml:space="preserve">(212)</w:t>
+      </w:r>
+      <w:r>
+        <w:t xml:space="preserve"> </w:t>
+      </w:r>
+      <w:r>
+        <w:t xml:space="preserve">373</w:t>
+        <w:noBreakHyphen/>
+        <w:t xml:space="preserve">3000</w:t>
+      </w:r>
+    </w:p>
+    <w:p>
+      <w:pPr>
+        <w:spacing w:before="0" w:after="0" w:line="276" w:lineRule="exact"/>
+        <w:ind w:left="0" w:firstLine="0"/>
+        <w:jc w:val="left"/>
+      </w:pPr>
+      <w:r>
+        <w:t xml:space="preserve">Fax:</w:t>
+      </w:r>
+      <w:r>
+        <w:t xml:space="preserve"> </w:t>
+      </w:r>
+      <w:r>
+        <w:t xml:space="preserve">(212)</w:t>
+      </w:r>
+      <w:r>
+        <w:t xml:space="preserve"> </w:t>
+      </w:r>
+      <w:r>
+        <w:t xml:space="preserve">757</w:t>
+        <w:noBreakHyphen/>
+        <w:t xml:space="preserve">3990</w:t>
+      </w:r>
+    </w:p>
+    <w:p>
+      <w:pPr>
+        <w:spacing w:before="138" w:after="0" w:line="276" w:lineRule="exact"/>
+        <w:ind w:left="0" w:firstLine="0"/>
+        <w:jc w:val="left"/>
+      </w:pPr>
+      <w:r>
+        <w:t xml:space="preserve">MOLOLAMKEN</w:t>
+      </w:r>
+      <w:r>
+        <w:t xml:space="preserve"> </w:t>
+      </w:r>
+      <w:r>
+        <w:t xml:space="preserve">LLP</w:t>
+      </w:r>
+    </w:p>
+    <w:p>
+      <w:pPr>
+        <w:spacing w:before="0" w:after="0" w:line="276" w:lineRule="exact"/>
+        <w:ind w:left="0" w:firstLine="0"/>
+        <w:jc w:val="left"/>
+      </w:pPr>
+      <w:r>
+        <w:t xml:space="preserve">430</w:t>
+      </w:r>
+      <w:r>
+        <w:t xml:space="preserve"> </w:t>
+      </w:r>
+      <w:r>
+        <w:t xml:space="preserve">Park</w:t>
+      </w:r>
+      <w:r>
+        <w:t xml:space="preserve"> </w:t>
+      </w:r>
+      <w:r>
+        <w:t xml:space="preserve">Avenue</w:t>
+      </w:r>
+    </w:p>
+    <w:p>
+      <w:pPr>
+        <w:spacing w:before="0" w:after="0" w:line="276" w:lineRule="exact"/>
+        <w:ind w:left="0" w:firstLine="0"/>
+        <w:jc w:val="left"/>
+      </w:pPr>
+      <w:r>
+        <w:t xml:space="preserve">New</w:t>
+      </w:r>
+      <w:r>
+        <w:t xml:space="preserve"> </w:t>
+      </w:r>
+      <w:r>
+        <w:t xml:space="preserve">York,</w:t>
+      </w:r>
+      <w:r>
+        <w:t xml:space="preserve"> </w:t>
+      </w:r>
+      <w:r>
+        <w:t xml:space="preserve">NY</w:t>
+      </w:r>
+      <w:r>
+        <w:t xml:space="preserve"> </w:t>
+      </w:r>
+      <w:r>
+        <w:t xml:space="preserve">10022</w:t>
+      </w:r>
+    </w:p>
+    <w:p>
+      <w:pPr>
+        <w:spacing w:before="0" w:after="0" w:line="276" w:lineRule="exact"/>
+        <w:ind w:left="0" w:firstLine="0"/>
+        <w:jc w:val="left"/>
+      </w:pPr>
+      <w:r>
+        <w:t xml:space="preserve">Tel:</w:t>
+      </w:r>
+      <w:r>
+        <w:t xml:space="preserve"> </w:t>
+      </w:r>
+      <w:r>
+        <w:t xml:space="preserve">(212)</w:t>
+      </w:r>
+      <w:r>
+        <w:t xml:space="preserve"> </w:t>
+      </w:r>
+      <w:r>
+        <w:t xml:space="preserve">607</w:t>
+        <w:noBreakHyphen/>
+        <w:t xml:space="preserve">8160</w:t>
+      </w:r>
+    </w:p>
+    <w:p>
+      <w:pPr>
+        <w:spacing w:before="0" w:after="0" w:line="276" w:lineRule="exact"/>
+        <w:ind w:left="0" w:firstLine="0"/>
+        <w:jc w:val="left"/>
+      </w:pPr>
+      <w:r>
+        <w:t xml:space="preserve">Fax:</w:t>
+      </w:r>
+      <w:r>
+        <w:t xml:space="preserve"> </w:t>
+      </w:r>
+      <w:r>
+        <w:t xml:space="preserve">(212)</w:t>
+      </w:r>
+      <w:r>
+        <w:t xml:space="preserve"> </w:t>
+      </w:r>
+      <w:r>
+        <w:t xml:space="preserve">607</w:t>
+        <w:noBreakHyphen/>
+        <w:t xml:space="preserve">8161</w:t>
+      </w:r>
+    </w:p>
+    <w:p>
+      <w:pPr>
+        <w:spacing w:before="138" w:after="0" w:line="276" w:lineRule="exact"/>
+        <w:ind w:left="0" w:firstLine="0"/>
+        <w:jc w:val="left"/>
+      </w:pPr>
+      <w:r>
+        <w:t xml:space="preserve">KAPLAN</w:t>
+      </w:r>
+      <w:r>
+        <w:t xml:space="preserve"> </w:t>
+      </w:r>
+      <w:r>
+        <w:t xml:space="preserve">RICE</w:t>
+      </w:r>
+      <w:r>
+        <w:t xml:space="preserve"> </w:t>
+      </w:r>
+      <w:r>
+        <w:t xml:space="preserve">LLP</w:t>
+      </w:r>
+    </w:p>
+    <w:p>
+      <w:pPr>
+        <w:spacing w:before="0" w:after="0" w:line="276" w:lineRule="exact"/>
+        <w:ind w:left="0" w:firstLine="0"/>
+        <w:jc w:val="left"/>
+      </w:pPr>
+      <w:r>
+        <w:t xml:space="preserve">142</w:t>
+      </w:r>
+      <w:r>
+        <w:t xml:space="preserve"> </w:t>
+      </w:r>
+      <w:r>
+        <w:t xml:space="preserve">West</w:t>
+      </w:r>
+      <w:r>
+        <w:t xml:space="preserve"> </w:t>
+      </w:r>
+      <w:r>
+        <w:t xml:space="preserve">57th</w:t>
+      </w:r>
+      <w:r>
+        <w:t xml:space="preserve"> </w:t>
+      </w:r>
+      <w:r>
+        <w:t xml:space="preserve">Street,</w:t>
+      </w:r>
+      <w:r>
+        <w:t xml:space="preserve"> </w:t>
+      </w:r>
+      <w:r>
+        <w:t xml:space="preserve">Suite</w:t>
+      </w:r>
+      <w:r>
+        <w:t xml:space="preserve"> </w:t>
+      </w:r>
+      <w:r>
+        <w:t xml:space="preserve">4A</w:t>
+      </w:r>
+    </w:p>
+    <w:p>
+      <w:pPr>
+        <w:spacing w:before="0" w:after="0" w:line="276" w:lineRule="exact"/>
+        <w:ind w:left="0" w:firstLine="0"/>
+        <w:jc w:val="left"/>
+      </w:pPr>
+      <w:r>
+        <w:t xml:space="preserve">New</w:t>
+      </w:r>
+      <w:r>
+        <w:t xml:space="preserve"> </w:t>
+      </w:r>
+      <w:r>
+        <w:t xml:space="preserve">York,</w:t>
+      </w:r>
+      <w:r>
+        <w:t xml:space="preserve"> </w:t>
+      </w:r>
+      <w:r>
+        <w:t xml:space="preserve">NY</w:t>
+      </w:r>
+      <w:r>
+        <w:t xml:space="preserve"> </w:t>
+      </w:r>
+      <w:r>
+        <w:t xml:space="preserve">10022</w:t>
+      </w:r>
+    </w:p>
+    <w:p>
+      <w:pPr>
+        <w:spacing w:before="0" w:after="0" w:line="276" w:lineRule="exact"/>
+        <w:ind w:left="0" w:firstLine="0"/>
+        <w:jc w:val="left"/>
+      </w:pPr>
+      <w:r>
+        <w:t xml:space="preserve">Tel:</w:t>
+      </w:r>
+      <w:r>
+        <w:t xml:space="preserve"> </w:t>
+      </w:r>
+      <w:r>
+        <w:t xml:space="preserve">(212)</w:t>
+      </w:r>
+      <w:r>
+        <w:t xml:space="preserve"> </w:t>
+      </w:r>
+      <w:r>
+        <w:t xml:space="preserve">235</w:t>
+        <w:noBreakHyphen/>
+        <w:t xml:space="preserve">0300</w:t>
+      </w:r>
+    </w:p>
+    <w:p>
+      <w:pPr>
+        <w:spacing w:before="138" w:after="0" w:line="276" w:lineRule="exact"/>
+        <w:ind w:left="0" w:firstLine="0"/>
+        <w:jc w:val="left"/>
       </w:pPr>
       <w:r>
         <w:rPr>
           <w:i/>
           <w:iCs/>
         </w:rPr>
-        <w:t xml:space="preserve">Counsel and Special Litigation Counsel for the Debtors and Debtors in Possession</w:t>
-      </w:r>
-    </w:p>
-    <w:p>
-      <w:pPr>
-        <w:pStyle w:val="CourtNameFirst"/>
-      </w:pPr>
-      <w:r>
+        <w:t xml:space="preserve">Counsel</w:t>
+      </w:r>
+      <w:r>
+        <w:rPr>
+          <w:i/>
+          <w:iCs/>
+        </w:rPr>
+        <w:t xml:space="preserve"> </w:t>
+      </w:r>
+      <w:r>
+        <w:rPr>
+          <w:i/>
+          <w:iCs/>
+        </w:rPr>
+        <w:t xml:space="preserve">and</w:t>
+      </w:r>
+      <w:r>
+        <w:rPr>
+          <w:i/>
+          <w:iCs/>
+        </w:rPr>
+        <w:t xml:space="preserve"> </w:t>
+      </w:r>
+      <w:r>
+        <w:rPr>
+          <w:i/>
+          <w:iCs/>
+        </w:rPr>
+        <w:t xml:space="preserve">Special</w:t>
+      </w:r>
+      <w:r>
+        <w:rPr>
+          <w:i/>
+          <w:iCs/>
+        </w:rPr>
+        <w:t xml:space="preserve"> </w:t>
+      </w:r>
+      <w:r>
+        <w:rPr>
+          <w:i/>
+          <w:iCs/>
+        </w:rPr>
+        <w:t xml:space="preserve">Litigation</w:t>
+      </w:r>
+      <w:r>
+        <w:rPr>
+          <w:i/>
+          <w:iCs/>
+        </w:rPr>
+        <w:t xml:space="preserve"> </w:t>
+      </w:r>
+      <w:r>
+        <w:rPr>
+          <w:i/>
+          <w:iCs/>
+        </w:rPr>
+        <w:t xml:space="preserve">Counsel</w:t>
+      </w:r>
+      <w:r>
+        <w:rPr>
+          <w:i/>
+          <w:iCs/>
+        </w:rPr>
+        <w:t xml:space="preserve"> </w:t>
+      </w:r>
+      <w:r>
+        <w:rPr>
+          <w:i/>
+          <w:iCs/>
+        </w:rPr>
+        <w:t xml:space="preserve">for</w:t>
+      </w:r>
+      <w:r>
+        <w:rPr>
+          <w:i/>
+          <w:iCs/>
+        </w:rPr>
+        <w:t xml:space="preserve"> </w:t>
+      </w:r>
+      <w:r>
+        <w:rPr>
+          <w:i/>
+          <w:iCs/>
+        </w:rPr>
+        <w:t xml:space="preserve">the</w:t>
+      </w:r>
+      <w:r>
+        <w:rPr>
+          <w:i/>
+          <w:iCs/>
+        </w:rPr>
+        <w:t xml:space="preserve"> </w:t>
+      </w:r>
+      <w:r>
+        <w:rPr>
+          <w:i/>
+          <w:iCs/>
+        </w:rPr>
+        <w:t xml:space="preserve">Debtors</w:t>
+      </w:r>
+      <w:r>
+        <w:rPr>
+          <w:i/>
+          <w:iCs/>
+        </w:rPr>
+        <w:t xml:space="preserve"> </w:t>
+      </w:r>
+      <w:r>
+        <w:rPr>
+          <w:i/>
+          <w:iCs/>
+        </w:rPr>
+        <w:t xml:space="preserve">and</w:t>
+      </w:r>
+      <w:r>
+        <w:rPr>
+          <w:i/>
+          <w:iCs/>
+        </w:rPr>
+        <w:t xml:space="preserve"> </w:t>
+      </w:r>
+      <w:r>
+        <w:rPr>
+          <w:i/>
+          <w:iCs/>
+        </w:rPr>
+        <w:t xml:space="preserve">Debtors</w:t>
+      </w:r>
+      <w:r>
+        <w:rPr>
+          <w:i/>
+          <w:iCs/>
+        </w:rPr>
+        <w:t xml:space="preserve"> </w:t>
+      </w:r>
+      <w:r>
+        <w:rPr>
+          <w:i/>
+          <w:iCs/>
+        </w:rPr>
+        <w:t xml:space="preserve">in</w:t>
+      </w:r>
+      <w:r>
+        <w:rPr>
+          <w:i/>
+          <w:iCs/>
+        </w:rPr>
+        <w:t xml:space="preserve"> </w:t>
+      </w:r>
+      <w:r>
+        <w:rPr>
+          <w:i/>
+          <w:iCs/>
+        </w:rPr>
+        <w:t xml:space="preserve">Possession</w:t>
+      </w:r>
+    </w:p>
+    <w:p>
+      <w:pPr>
+        <w:spacing w:before="276" w:after="0" w:line="276" w:lineRule="exact"/>
+        <w:ind w:left="0" w:firstLine="0"/>
+        <w:jc w:val="center"/>
+      </w:pPr>
+      <w:r>
+        <w:rPr>
+          <w:b/>
+          <w:bCs/>
+        </w:rPr>
         <w:t xml:space="preserve">UNITED STATES BANKRUPTCY COURT</w:t>
       </w:r>
     </w:p>
     <w:p>
       <w:pPr>
-        <w:pStyle w:val="CourtNameLast"/>
-      </w:pPr>
-      <w:r>
+        <w:spacing w:before="0" w:after="0" w:line="276" w:lineRule="exact"/>
+        <w:ind w:left="0" w:firstLine="0"/>
+        <w:jc w:val="center"/>
+      </w:pPr>
+      <w:r>
+        <w:rPr>
+          <w:b/>
+          <w:bCs/>
+        </w:rPr>
         <w:t xml:space="preserve">SOUTHERN DISTRICT OF NEW YORK</w:t>
       </w:r>
+    </w:p>
+    <w:p>
+      <w:pPr>
+        <w:spacing w:before="0" w:after="0" w:line="276" w:lineRule="exact"/>
+      </w:pPr>
     </w:p>
     <w:tbl>
       <w:tblPr>
-        <w:tblStyle w:val="Table"/>
-        <w:tblW w:type="pct" w:w="5000"/>
+        <w:tblW w:w="9360" w:type="dxa"/>
+        <w:tblInd w:w="0" w:type="dxa"/>
+        <w:tblBorders>
+          <w:top w:val="nil"/>
+          <w:left w:val="nil"/>
+          <w:bottom w:val="nil"/>
+          <w:right w:val="nil"/>
+          <w:insideH w:val="nil"/>
+          <w:insideV w:val="nil"/>
+        </w:tblBorders>
         <w:tblLayout w:type="fixed"/>
-        <w:tblLook w:firstRow="0" w:lastRow="0" w:firstColumn="0" w:lastColumn="0" w:noHBand="0" w:noVBand="0" w:val="0000"/>
+        <w:tblCellMar>
+          <w:top w:w="0" w:type="dxa"/>
+          <w:left w:w="0" w:type="dxa"/>
+          <w:bottom w:w="0" w:type="dxa"/>
+          <w:right w:w="0" w:type="dxa"/>
+        </w:tblCellMar>
+        <w:tblLook w:val="0000" w:firstRow="0" w:lastRow="0" w:firstColumn="0" w:lastColumn="0" w:noHBand="0" w:noVBand="0"/>
       </w:tblPr>
       <w:tblGrid>
-        <w:gridCol w:w="4081"/>
-        <w:gridCol w:w="3838"/>
+        <w:gridCol w:w="4824"/>
+        <w:gridCol w:w="4536"/>
       </w:tblGrid>
       <w:tr>
+        <w:trPr>
+          <w:cantSplit/>
+        </w:trPr>
         <w:tc>
-          <w:tcPr/>
+          <w:tcPr>
+            <w:tcW w:w="4824" w:type="dxa"/>
+            <w:tcBorders>
+              <w:bottom w:val="single" w:sz="6" w:space="0" w:color="000000"/>
+              <w:right w:val="single" w:sz="6" w:space="0" w:color="000000"/>
+            </w:tcBorders>
+            <w:tcMar>
+              <w:right w:w="216" w:type="dxa"/>
+              <w:bottom w:w="201" w:type="dxa"/>
+            </w:tcMar>
+          </w:tcPr>
           <w:p>
             <w:pPr>
-              <w:pStyle w:val="CaptionName"/>
+              <w:spacing w:before="0" w:after="0" w:line="276" w:lineRule="exact"/>
+              <w:ind w:left="0" w:firstLine="0"/>
+              <w:jc w:val="left"/>
             </w:pPr>
             <w:r>
-              <w:t xml:space="preserve">In re:</w:t>
+              <w:t xml:space="preserve">In</w:t>
+            </w:r>
+            <w:r>
+              <w:t xml:space="preserve"> </w:t>
+            </w:r>
+            <w:r>
+              <w:t xml:space="preserve">re:</w:t>
             </w:r>
           </w:p>
           <w:p>
             <w:pPr>
-              <w:pStyle w:val="CaptionName"/>
+              <w:spacing w:before="0" w:after="0" w:line="276" w:lineRule="exact"/>
+              <w:ind w:left="0" w:firstLine="0"/>
+              <w:jc w:val="left"/>
             </w:pPr>
             <w:r>
-              <w:t xml:space="preserve">REVLON, INC., et al.,</w:t>
+              <w:t xml:space="preserve">REVLON,</w:t>
+            </w:r>
+            <w:r>
+              <w:t xml:space="preserve"> </w:t>
+            </w:r>
+            <w:r>
+              <w:t xml:space="preserve">INC.,</w:t>
+            </w:r>
+            <w:r>
+              <w:t xml:space="preserve"> </w:t>
+            </w:r>
+            <w:r>
+              <w:t xml:space="preserve">et</w:t>
+            </w:r>
+            <w:r>
+              <w:t xml:space="preserve"> </w:t>
+            </w:r>
+            <w:r>
+              <w:t xml:space="preserve">al.,</w:t>
             </w:r>
           </w:p>
           <w:p>
             <w:pPr>
-              <w:pStyle w:val="CaptionDesignation"/>
+              <w:spacing w:before="0" w:after="0" w:line="276" w:lineRule="exact"/>
+              <w:ind w:left="0" w:firstLine="0"/>
+              <w:jc w:val="right"/>
             </w:pPr>
             <w:r>
               <w:t xml:space="preserve">Debtors.</w:t>
@@ -182,15 +692,49 @@
           </w:p>
           <w:p>
             <w:pPr>
-              <w:pStyle w:val="CaptionName"/>
+              <w:spacing w:before="138" w:after="0" w:line="276" w:lineRule="exact"/>
+              <w:ind w:left="0" w:firstLine="0"/>
+              <w:jc w:val="left"/>
             </w:pPr>
             <w:r>
-              <w:t xml:space="preserve">AIMCO CLO 10 LTD, et al.,</w:t>
+              <w:t xml:space="preserve">AIMCO</w:t>
+            </w:r>
+            <w:r>
+              <w:t xml:space="preserve"> </w:t>
+            </w:r>
+            <w:r>
+              <w:t xml:space="preserve">CLO</w:t>
+            </w:r>
+            <w:r>
+              <w:t xml:space="preserve"> </w:t>
+            </w:r>
+            <w:r>
+              <w:t xml:space="preserve">10</w:t>
+            </w:r>
+            <w:r>
+              <w:t xml:space="preserve"> </w:t>
+            </w:r>
+            <w:r>
+              <w:t xml:space="preserve">LTD,</w:t>
+            </w:r>
+            <w:r>
+              <w:t xml:space="preserve"> </w:t>
+            </w:r>
+            <w:r>
+              <w:t xml:space="preserve">et</w:t>
+            </w:r>
+            <w:r>
+              <w:t xml:space="preserve"> </w:t>
+            </w:r>
+            <w:r>
+              <w:t xml:space="preserve">al.,</w:t>
             </w:r>
           </w:p>
           <w:p>
             <w:pPr>
-              <w:pStyle w:val="CaptionDesignation"/>
+              <w:spacing w:before="0" w:after="0" w:line="276" w:lineRule="exact"/>
+              <w:ind w:left="0" w:firstLine="0"/>
+              <w:jc w:val="right"/>
             </w:pPr>
             <w:r>
               <w:t xml:space="preserve">Plaintiffs,</w:t>
@@ -198,7 +742,9 @@
           </w:p>
           <w:p>
             <w:pPr>
-              <w:pStyle w:val="CaptionAgainst"/>
+              <w:spacing w:before="138" w:after="0" w:line="276" w:lineRule="exact"/>
+              <w:ind w:left="0" w:firstLine="0"/>
+              <w:jc w:val="center"/>
             </w:pPr>
             <w:r>
               <w:t xml:space="preserve">v.</w:t>
@@ -206,15 +752,37 @@
           </w:p>
           <w:p>
             <w:pPr>
-              <w:pStyle w:val="CaptionName"/>
+              <w:spacing w:before="138" w:after="0" w:line="276" w:lineRule="exact"/>
+              <w:ind w:left="0" w:firstLine="0"/>
+              <w:jc w:val="left"/>
             </w:pPr>
             <w:r>
-              <w:t xml:space="preserve">REVLON, INC., et al.,</w:t>
+              <w:t xml:space="preserve">REVLON,</w:t>
+            </w:r>
+            <w:r>
+              <w:t xml:space="preserve"> </w:t>
+            </w:r>
+            <w:r>
+              <w:t xml:space="preserve">INC.,</w:t>
+            </w:r>
+            <w:r>
+              <w:t xml:space="preserve"> </w:t>
+            </w:r>
+            <w:r>
+              <w:t xml:space="preserve">et</w:t>
+            </w:r>
+            <w:r>
+              <w:t xml:space="preserve"> </w:t>
+            </w:r>
+            <w:r>
+              <w:t xml:space="preserve">al.,</w:t>
             </w:r>
           </w:p>
           <w:p>
             <w:pPr>
-              <w:pStyle w:val="CaptionEnd"/>
+              <w:spacing w:before="0" w:after="0" w:line="276" w:lineRule="exact"/>
+              <w:ind w:left="0" w:firstLine="0"/>
+              <w:jc w:val="right"/>
             </w:pPr>
             <w:r>
               <w:t xml:space="preserve">Defendants.</w:t>
@@ -222,10 +790,17 @@
           </w:p>
         </w:tc>
         <w:tc>
-          <w:tcPr/>
+          <w:tcPr>
+            <w:tcW w:w="4536" w:type="dxa"/>
+            <w:tcMar>
+              <w:left w:w="504" w:type="dxa"/>
+            </w:tcMar>
+          </w:tcPr>
           <w:p>
             <w:pPr>
-              <w:pStyle w:val="CaptionRightGap"/>
+              <w:spacing w:before="0" w:after="0" w:line="276" w:lineRule="exact"/>
+              <w:ind w:left="0" w:firstLine="0"/>
+              <w:jc w:val="left"/>
             </w:pPr>
             <w:r>
               <w:t xml:space="preserve">Chapter 11</w:t>
@@ -233,15 +808,21 @@
           </w:p>
           <w:p>
             <w:pPr>
-              <w:pStyle w:val="Single"/>
+              <w:spacing w:before="276" w:after="0" w:line="276" w:lineRule="exact"/>
+              <w:ind w:left="0" w:firstLine="0"/>
+              <w:jc w:val="left"/>
             </w:pPr>
             <w:r>
-              <w:t xml:space="preserve">Case No. 22-10760 (DSJ)</w:t>
+              <w:t xml:space="preserve">Case No. 22</w:t>
+              <w:noBreakHyphen/>
+              <w:t xml:space="preserve">10760 (DSJ)</w:t>
             </w:r>
           </w:p>
           <w:p>
             <w:pPr>
-              <w:pStyle w:val="CaptionRightGap"/>
+              <w:spacing w:before="0" w:after="0" w:line="276" w:lineRule="exact"/>
+              <w:ind w:left="0" w:firstLine="0"/>
+              <w:jc w:val="left"/>
             </w:pPr>
             <w:r>
               <w:t xml:space="preserve">(Jointly Administered)</w:t>
@@ -249,10 +830,14 @@
           </w:p>
           <w:p>
             <w:pPr>
-              <w:pStyle w:val="CaptionRight"/>
+              <w:spacing w:before="276" w:after="0" w:line="276" w:lineRule="exact"/>
+              <w:ind w:left="0" w:firstLine="0"/>
+              <w:jc w:val="left"/>
             </w:pPr>
             <w:r>
-              <w:t xml:space="preserve">Adv. Pro. No. 22-01167 (DSJ)</w:t>
+              <w:t xml:space="preserve">Adv. Pro. No. 22</w:t>
+              <w:noBreakHyphen/>
+              <w:t xml:space="preserve">01167 (DSJ)</w:t>
             </w:r>
           </w:p>
         </w:tc>
@@ -260,43 +845,258 @@
     </w:tbl>
     <w:p>
       <w:pPr>
-        <w:pStyle w:val="CoverTitle"/>
-      </w:pPr>
-      <w:r>
-        <w:t xml:space="preserve">DEBTORS’ MEMORANDUM OF LAW IN SUPPORT OF THEIR MOTION TO DISMISS THE ADVERSARY COMPLAINT</w:t>
-      </w:r>
-    </w:p>
-    <w:p>
-      <w:pPr>
+        <w:spacing w:before="276" w:after="0" w:line="276" w:lineRule="exact"/>
+        <w:ind w:left="0" w:firstLine="0"/>
+        <w:jc w:val="center"/>
         <w:sectPr>
+          <w:footerReference w:type="default" r:id="rIdFtrNone"/>
           <w:pgSz w:w="12240" w:h="15840"/>
-          <w:pgMar w:top="1440" w:right="1440" w:bottom="1440" w:left="1440" w:header="720" w:footer="720" w:gutter="0"/>
+          <w:pgMar w:top="1440" w:right="1440" w:bottom="1440" w:left="1440" w:header="720" w:footer="735" w:gutter="0"/>
         </w:sectPr>
       </w:pPr>
-    </w:p>
-    <w:p>
-      <w:pPr>
-        <w:pStyle w:val="TOCTitle"/>
-      </w:pPr>
-      <w:r>
+      <w:r>
+        <w:rPr>
+          <w:b/>
+          <w:bCs/>
+        </w:rPr>
+        <w:t xml:space="preserve">DEBTORS’</w:t>
+      </w:r>
+      <w:r>
+        <w:rPr>
+          <w:b/>
+          <w:bCs/>
+        </w:rPr>
+        <w:t xml:space="preserve"> </w:t>
+      </w:r>
+      <w:r>
+        <w:rPr>
+          <w:b/>
+          <w:bCs/>
+        </w:rPr>
+        <w:t xml:space="preserve">MEMORANDUM</w:t>
+      </w:r>
+      <w:r>
+        <w:rPr>
+          <w:b/>
+          <w:bCs/>
+        </w:rPr>
+        <w:t xml:space="preserve"> </w:t>
+      </w:r>
+      <w:r>
+        <w:rPr>
+          <w:b/>
+          <w:bCs/>
+        </w:rPr>
+        <w:t xml:space="preserve">OF</w:t>
+      </w:r>
+      <w:r>
+        <w:rPr>
+          <w:b/>
+          <w:bCs/>
+        </w:rPr>
+        <w:t xml:space="preserve"> </w:t>
+      </w:r>
+      <w:r>
+        <w:rPr>
+          <w:b/>
+          <w:bCs/>
+        </w:rPr>
+        <w:t xml:space="preserve">LAW</w:t>
+      </w:r>
+      <w:r>
+        <w:rPr>
+          <w:b/>
+          <w:bCs/>
+        </w:rPr>
+        <w:t xml:space="preserve"> </w:t>
+      </w:r>
+      <w:r>
+        <w:rPr>
+          <w:b/>
+          <w:bCs/>
+        </w:rPr>
+        <w:t xml:space="preserve">IN</w:t>
+      </w:r>
+      <w:r>
+        <w:rPr>
+          <w:b/>
+          <w:bCs/>
+        </w:rPr>
+        <w:t xml:space="preserve"> </w:t>
+      </w:r>
+      <w:r>
+        <w:rPr>
+          <w:b/>
+          <w:bCs/>
+        </w:rPr>
+        <w:t xml:space="preserve">SUPPORT</w:t>
+      </w:r>
+      <w:r>
+        <w:rPr>
+          <w:b/>
+          <w:bCs/>
+        </w:rPr>
+        <w:t xml:space="preserve"> </w:t>
+      </w:r>
+      <w:r>
+        <w:rPr>
+          <w:b/>
+          <w:bCs/>
+        </w:rPr>
+        <w:t xml:space="preserve">OF</w:t>
+      </w:r>
+      <w:r>
+        <w:rPr>
+          <w:b/>
+          <w:bCs/>
+        </w:rPr>
+        <w:t xml:space="preserve"> </w:t>
+      </w:r>
+      <w:r>
+        <w:rPr>
+          <w:b/>
+          <w:bCs/>
+        </w:rPr>
+        <w:t xml:space="preserve">THEIR</w:t>
+      </w:r>
+      <w:r>
+        <w:rPr>
+          <w:b/>
+          <w:bCs/>
+        </w:rPr>
+        <w:t xml:space="preserve"> </w:t>
+      </w:r>
+      <w:r>
+        <w:rPr>
+          <w:b/>
+          <w:bCs/>
+        </w:rPr>
+        <w:t xml:space="preserve">MOTION</w:t>
+      </w:r>
+      <w:r>
+        <w:rPr>
+          <w:b/>
+          <w:bCs/>
+        </w:rPr>
+        <w:t xml:space="preserve"> </w:t>
+      </w:r>
+      <w:r>
+        <w:rPr>
+          <w:b/>
+          <w:bCs/>
+        </w:rPr>
+        <w:t xml:space="preserve">TO</w:t>
+      </w:r>
+      <w:r>
+        <w:rPr>
+          <w:b/>
+          <w:bCs/>
+        </w:rPr>
+        <w:t xml:space="preserve"> </w:t>
+      </w:r>
+      <w:r>
+        <w:rPr>
+          <w:b/>
+          <w:bCs/>
+        </w:rPr>
+        <w:t xml:space="preserve">DISMISS</w:t>
+      </w:r>
+      <w:r>
+        <w:rPr>
+          <w:b/>
+          <w:bCs/>
+        </w:rPr>
+        <w:t xml:space="preserve"> </w:t>
+      </w:r>
+      <w:r>
+        <w:rPr>
+          <w:b/>
+          <w:bCs/>
+        </w:rPr>
+        <w:t xml:space="preserve">THE</w:t>
+      </w:r>
+      <w:r>
+        <w:rPr>
+          <w:b/>
+          <w:bCs/>
+        </w:rPr>
+        <w:t xml:space="preserve"> </w:t>
+      </w:r>
+      <w:r>
+        <w:rPr>
+          <w:b/>
+          <w:bCs/>
+        </w:rPr>
+        <w:t xml:space="preserve">ADVERSARY</w:t>
+      </w:r>
+      <w:r>
+        <w:rPr>
+          <w:b/>
+          <w:bCs/>
+        </w:rPr>
+        <w:t xml:space="preserve"> </w:t>
+      </w:r>
+      <w:r>
+        <w:rPr>
+          <w:b/>
+          <w:bCs/>
+        </w:rPr>
+        <w:t xml:space="preserve">COMPLAINT</w:t>
+      </w:r>
+    </w:p>
+    <w:p>
+      <w:pPr>
+        <w:keepNext/>
+        <w:keepLines/>
+        <w:spacing w:before="0" w:after="0" w:line="552" w:lineRule="exact"/>
+        <w:ind w:left="0" w:firstLine="0"/>
+        <w:jc w:val="center"/>
+      </w:pPr>
+      <w:r>
+        <w:rPr>
+          <w:b/>
+          <w:bCs/>
+        </w:rPr>
         <w:t xml:space="preserve">TABLE OF CONTENTS</w:t>
       </w:r>
     </w:p>
     <w:p>
       <w:pPr>
-        <w:pStyle w:val="TOC1"/>
-      </w:pPr>
-      <w:r>
-        <w:fldChar w:fldCharType="begin"/>
-      </w:r>
-      <w:r>
-        <w:instrText xml:space="preserve"> TOC \o "1-3" \h \z \u </w:instrText>
-      </w:r>
-      <w:r>
-        <w:fldChar w:fldCharType="separate"/>
-      </w:r>
-      <w:r>
-        <w:t xml:space="preserve">PRELIMINARY STATEMENT</w:t>
+        <w:keepNext/>
+        <w:keepLines/>
+        <w:spacing w:before="276" w:after="0" w:line="276" w:lineRule="exact"/>
+        <w:ind w:left="0" w:firstLine="0"/>
+        <w:jc w:val="right"/>
+      </w:pPr>
+      <w:r>
+        <w:rPr>
+          <w:b/>
+          <w:bCs/>
+        </w:rPr>
+        <w:t xml:space="preserve">Page</w:t>
+      </w:r>
+    </w:p>
+    <w:p>
+      <w:pPr>
+        <w:keepLines/>
+        <w:tabs>
+          <w:tab w:val="right" w:leader="dot" w:pos="9360"/>
+        </w:tabs>
+        <w:spacing w:before="276" w:after="0" w:line="276" w:lineRule="exact"/>
+        <w:ind w:left="0" w:right="720" w:firstLine="0"/>
+        <w:jc w:val="left"/>
+      </w:pPr>
+      <w:r>
+        <w:t xml:space="preserve">PRELIMINARY</w:t>
+      </w:r>
+      <w:r>
+        <w:t xml:space="preserve"> </w:t>
+      </w:r>
+      <w:r>
+        <w:t xml:space="preserve">STATEMENT</w:t>
+      </w:r>
+      <w:r>
+        <w:t xml:space="preserve">   </w:t>
       </w:r>
       <w:r>
         <w:tab/>
@@ -307,21 +1107,49 @@
     </w:p>
     <w:p>
       <w:pPr>
-        <w:pStyle w:val="TOC1"/>
-      </w:pPr>
-      <w:r>
-        <w:t xml:space="preserve">STATEMENT OF FACTS</w:t>
+        <w:keepLines/>
+        <w:tabs>
+          <w:tab w:val="right" w:leader="dot" w:pos="9360"/>
+        </w:tabs>
+        <w:spacing w:before="276" w:after="0" w:line="276" w:lineRule="exact"/>
+        <w:ind w:left="0" w:right="720" w:firstLine="0"/>
+        <w:jc w:val="left"/>
+      </w:pPr>
+      <w:r>
+        <w:t xml:space="preserve">STATEMENT</w:t>
+      </w:r>
+      <w:r>
+        <w:t xml:space="preserve"> </w:t>
+      </w:r>
+      <w:r>
+        <w:t xml:space="preserve">OF</w:t>
+      </w:r>
+      <w:r>
+        <w:t xml:space="preserve"> </w:t>
+      </w:r>
+      <w:r>
+        <w:t xml:space="preserve">FACTS</w:t>
+      </w:r>
+      <w:r>
+        <w:t xml:space="preserve">   </w:t>
       </w:r>
       <w:r>
         <w:tab/>
       </w:r>
       <w:r>
-        <w:t xml:space="preserve">4</w:t>
-      </w:r>
-    </w:p>
-    <w:p>
-      <w:pPr>
-        <w:pStyle w:val="TOC2"/>
+        <w:t xml:space="preserve">5</w:t>
+      </w:r>
+    </w:p>
+    <w:p>
+      <w:pPr>
+        <w:keepLines/>
+        <w:tabs>
+          <w:tab w:val="left" w:pos="1440"/>
+          <w:tab w:val="right" w:leader="dot" w:pos="9360"/>
+        </w:tabs>
+        <w:spacing w:before="276" w:after="0" w:line="276" w:lineRule="exact"/>
+        <w:ind w:left="1440" w:right="720" w:hanging="720"/>
+        <w:jc w:val="left"/>
       </w:pPr>
       <w:r>
         <w:t xml:space="preserve">A.</w:t>
@@ -330,7 +1158,28 @@
         <w:tab/>
       </w:r>
       <w:r>
-        <w:t xml:space="preserve">The 2016 Credit Facility</w:t>
+        <w:t xml:space="preserve">The</w:t>
+      </w:r>
+      <w:r>
+        <w:t xml:space="preserve"> </w:t>
+      </w:r>
+      <w:r>
+        <w:t xml:space="preserve">2016</w:t>
+      </w:r>
+      <w:r>
+        <w:t xml:space="preserve"> </w:t>
+      </w:r>
+      <w:r>
+        <w:t xml:space="preserve">Credit</w:t>
+      </w:r>
+      <w:r>
+        <w:t xml:space="preserve"> </w:t>
+      </w:r>
+      <w:r>
+        <w:t xml:space="preserve">Facility</w:t>
+      </w:r>
+      <w:r>
+        <w:t xml:space="preserve">   </w:t>
       </w:r>
       <w:r>
         <w:tab/>
@@ -341,12 +1190,21 @@
     </w:p>
     <w:p>
       <w:pPr>
-        <w:pStyle w:val="TOC1"/>
+        <w:keepLines/>
+        <w:tabs>
+          <w:tab w:val="right" w:leader="dot" w:pos="9360"/>
+        </w:tabs>
+        <w:spacing w:before="276" w:after="0" w:line="276" w:lineRule="exact"/>
+        <w:ind w:left="0" w:right="720" w:firstLine="0"/>
+        <w:jc w:val="left"/>
       </w:pPr>
       <w:r>
         <w:t xml:space="preserve">ARGUMENT</w:t>
       </w:r>
       <w:r>
+        <w:t xml:space="preserve">   </w:t>
+      </w:r>
+      <w:r>
         <w:tab/>
       </w:r>
       <w:r>
@@ -355,7 +1213,14 @@
     </w:p>
     <w:p>
       <w:pPr>
-        <w:pStyle w:val="TOC2"/>
+        <w:keepLines/>
+        <w:tabs>
+          <w:tab w:val="left" w:pos="720"/>
+          <w:tab w:val="right" w:leader="dot" w:pos="9360"/>
+        </w:tabs>
+        <w:spacing w:before="276" w:after="0" w:line="276" w:lineRule="exact"/>
+        <w:ind w:left="720" w:right="720" w:hanging="720"/>
+        <w:jc w:val="left"/>
       </w:pPr>
       <w:r>
         <w:t xml:space="preserve">I.</w:t>
@@ -364,47 +1229,143 @@
         <w:tab/>
       </w:r>
       <w:r>
-        <w:t xml:space="preserve">Plaintiffs Lack Standing To Pursue Equitable Relief Claims Because Such Claims Are Derivative</w:t>
+        <w:t xml:space="preserve">Plaintiffs</w:t>
+      </w:r>
+      <w:r>
+        <w:t xml:space="preserve"> </w:t>
+      </w:r>
+      <w:r>
+        <w:t xml:space="preserve">Lack</w:t>
+      </w:r>
+      <w:r>
+        <w:t xml:space="preserve"> </w:t>
+      </w:r>
+      <w:r>
+        <w:t xml:space="preserve">Standing</w:t>
+      </w:r>
+      <w:r>
+        <w:t xml:space="preserve"> </w:t>
+      </w:r>
+      <w:r>
+        <w:t xml:space="preserve">To</w:t>
+      </w:r>
+      <w:r>
+        <w:t xml:space="preserve"> </w:t>
+      </w:r>
+      <w:r>
+        <w:t xml:space="preserve">Pursue</w:t>
+      </w:r>
+      <w:r>
+        <w:t xml:space="preserve"> </w:t>
+      </w:r>
+      <w:r>
+        <w:t xml:space="preserve">Equitable</w:t>
+      </w:r>
+      <w:r>
+        <w:t xml:space="preserve"> </w:t>
+      </w:r>
+      <w:r>
+        <w:t xml:space="preserve">Relief</w:t>
+      </w:r>
+      <w:r>
+        <w:t xml:space="preserve"> </w:t>
+      </w:r>
+      <w:r>
+        <w:t xml:space="preserve">Claims</w:t>
+      </w:r>
+      <w:r>
+        <w:t xml:space="preserve"> </w:t>
+      </w:r>
+      <w:r>
+        <w:t xml:space="preserve">Because</w:t>
+      </w:r>
+      <w:r>
+        <w:t xml:space="preserve"> </w:t>
+      </w:r>
+      <w:r>
+        <w:t xml:space="preserve">Such</w:t>
+      </w:r>
+      <w:r>
+        <w:t xml:space="preserve"> </w:t>
+      </w:r>
+      <w:r>
+        <w:t xml:space="preserve">Claims</w:t>
+      </w:r>
+      <w:r>
+        <w:t xml:space="preserve"> </w:t>
+      </w:r>
+      <w:r>
+        <w:t xml:space="preserve">Are</w:t>
+      </w:r>
+      <w:r>
+        <w:t xml:space="preserve"> </w:t>
+      </w:r>
+      <w:r>
+        <w:t xml:space="preserve">Derivative</w:t>
+      </w:r>
+      <w:r>
+        <w:t xml:space="preserve">   </w:t>
       </w:r>
       <w:r>
         <w:tab/>
       </w:r>
       <w:r>
-        <w:t xml:space="preserve">8</w:t>
-      </w:r>
-      <w:r>
-        <w:fldChar w:fldCharType="end"/>
-      </w:r>
-    </w:p>
-    <w:p>
-      <w:pPr>
+        <w:t xml:space="preserve">9</w:t>
+      </w:r>
+    </w:p>
+    <w:p>
+      <w:pPr>
+        <w:spacing w:before="0" w:after="0" w:line="20" w:lineRule="exact"/>
         <w:sectPr>
-          <w:footerReference w:type="default" r:id="rId100"/>
+          <w:footerReference w:type="default" r:id="rIdFtrPage"/>
           <w:pgSz w:w="12240" w:h="15840"/>
-          <w:pgMar w:top="1440" w:right="1440" w:bottom="1440" w:left="1440" w:header="720" w:footer="720" w:gutter="0"/>
+          <w:pgMar w:top="1440" w:right="1440" w:bottom="1440" w:left="1440" w:header="720" w:footer="735" w:gutter="0"/>
           <w:pgNumType w:fmt="lowerRoman" w:start="1"/>
         </w:sectPr>
       </w:pPr>
     </w:p>
     <w:p>
       <w:pPr>
-        <w:pStyle w:val="BodyPara"/>
-      </w:pPr>
-      <w:r>
-        <w:t xml:space="preserve">The above-captioned debtors and debtors in possession (“Debtors,” “Revlon,” or the “Company”), file this memorandum of law in support of their motion to dismiss (the “Motion”) the complaint (the “Complaint”). The Debtors respectfully request entry of an order, substantially in the form attached hereto as Exhibit A, dismissing all claims for equitable relief asserted against the Debtors, including any claims seeking specific performance, injunctive relief, or seeking declaratory relief that specified agreements are “void” or should be “rescinded” (the First through Thirteenth Causes of Action, collectively, the “Equitable Relief Claims”), or in the alternative, striking all Equitable Relief Claims, pursuant to Federal Rules of Civil Procedure (“Rules”) 12(b)(6), 12(f), and Federal Rule of Bankruptcy Procedure (“Bankruptcy Rules”) 7012.</w:t>
+        <w:pStyle w:val="BodyText"/>
+      </w:pPr>
+      <w:r>
+        <w:t xml:space="preserve">The above-captioned debtors and debtors in possession (“Debtors,” “Revlon,” or the “Company”), file this memorandum of law in support of their motion to dismiss (the “Motion”) the complaint (the “Complaint”). The Debtors respectfully request entry of an order, substantially in the form attached hereto as Exhibit A, dismissing all claims for equitable relief asserted against the Debtors, including any claims seeking specific performance, injunctive relief, or seeking declaratory relief that specified agreements are “void” or should be “rescinded” (the First through Thirteenth Causes of Action, collectively, the “Equitable Relief Claims”), or in the alternative, striking all Equitable Relief Claims, pursuant to Federal Rules of Civil Procedure (“Rules”) 12(b)⁠(6), 12(f), and Federal Rule of Bankruptcy Procedure (“Bankruptcy Rules”) 7012.</w:t>
       </w:r>
     </w:p>
     <w:p>
       <w:pPr>
         <w:pStyle w:val="Heading1"/>
-      </w:pPr>
-      <w:r>
-        <w:t xml:space="preserve">PRELIMINARY STATEMENT</w:t>
-      </w:r>
-    </w:p>
-    <w:p>
-      <w:pPr>
-        <w:pStyle w:val="NumPara"/>
+        <w:keepNext/>
+        <w:keepLines/>
+        <w:spacing w:before="0" w:after="0" w:line="552" w:lineRule="exact"/>
+        <w:ind w:left="0" w:firstLine="0"/>
+        <w:jc w:val="center"/>
+      </w:pPr>
+      <w:r>
+        <w:rPr>
+          <w:b/>
+          <w:bCs/>
+        </w:rPr>
+        <w:t xml:space="preserve">PRELIMINARY</w:t>
+      </w:r>
+      <w:r>
+        <w:rPr>
+          <w:b/>
+          <w:bCs/>
+        </w:rPr>
+        <w:t xml:space="preserve"> </w:t>
+      </w:r>
+      <w:r>
+        <w:rPr>
+          <w:b/>
+          <w:bCs/>
+        </w:rPr>
+        <w:t xml:space="preserve">STATEMENT</w:t>
+      </w:r>
+    </w:p>
+    <w:p>
+      <w:pPr>
+        <w:pStyle w:val="BodyNumber"/>
       </w:pPr>
       <w:r>
         <w:t xml:space="preserve">1.</w:t>
@@ -413,12 +1374,18 @@
         <w:tab/>
       </w:r>
       <w:r>
-        <w:t xml:space="preserve">Plaintiffs seek unprecedented relief. They allege that financing transactions in 2019 and 2020 breached the 2016 Credit Agreement, and now, after waiting over two years and collecting millions of dollars in interest made possible by the challenged transactions, ask this Court to order, as an equitable remedy, the complete reformation of the Debtors’ capital structure by voiding or rescinding key contracts between the Debtors and third parties, and ordering specific performance of the pre-2020 version of the 2016 Credit Agreement. None of this relief can be granted under applicable state law or basic bankruptcy principles.</w:t>
-      </w:r>
-    </w:p>
-    <w:p>
-      <w:pPr>
-        <w:pStyle w:val="NumPara"/>
+        <w:t xml:space="preserve">Plaintiffs seek unprecedented relief. They allege that financing transactions in 2019 and 2020 breached the 2016 Credit Agreement, and now, after waiting over two years and collecting millions of dollars in interest made possible by the challenged transactions, ask this Court to order, as an equitable remedy, the complete reformation of the Debtors’ capital structure by voiding or rescinding key contracts between the Debtors and third parties, and ordering specific performance of the pre</w:t>
+      </w:r>
+      <w:r>
+        <w:noBreakHyphen/>
+      </w:r>
+      <w:r>
+        <w:t xml:space="preserve">2020 version of the 2016 Credit Agreement. None of this relief can be granted under applicable state law or basic bankruptcy principles.</w:t>
+      </w:r>
+    </w:p>
+    <w:p>
+      <w:pPr>
+        <w:pStyle w:val="BodyNumber"/>
       </w:pPr>
       <w:r>
         <w:t xml:space="preserve">2.</w:t>
@@ -427,12 +1394,18 @@
         <w:tab/>
       </w:r>
       <w:r>
-        <w:t xml:space="preserve">As discussed in the Answer and Counterclaims filed with this Motion, Plaintiffs’ underlying claims for breach of contract are baseless. The features of the BrandCo Transaction Plaintiffs now seek to challenge are based on a proposal that Plaintiffs themselves originally made; indeed, they proposed doing the transaction “Without Required Lender Consent.” But Plaintiffs reversed course when they saw an opportunity to profit from Revlon’s distress as the COVID-19 pandemic took hold. Their challenges to the 2019 financing were never asserted until nearly nine months after that transaction closed, when they began looking for a pretext to disrupt the BrandCo Transaction. Seeing Revlon’s peril as their opportunity, Plaintiffs attempted to drive the Company into bankruptcy during the height of the pandemic so that they could take control of the Company.</w:t>
-      </w:r>
-    </w:p>
-    <w:p>
-      <w:pPr>
-        <w:pStyle w:val="NumPara"/>
+        <w:t xml:space="preserve">As discussed in the Answer and Counterclaims filed with this Motion, Plaintiffs’ underlying claims for breach of contract are baseless. The features of the BrandCo Transaction Plaintiffs now seek to challenge are based on a proposal that Plaintiffs themselves originally made; indeed, they proposed doing the transaction “Without Required Lender Consent.” But Plaintiffs reversed course when they saw an opportunity to profit from Revlon’s distress as the COVID</w:t>
+      </w:r>
+      <w:r>
+        <w:noBreakHyphen/>
+      </w:r>
+      <w:r>
+        <w:t xml:space="preserve">19 pandemic took hold. Their challenges to the 2019 financing were never asserted until nearly nine months after that transaction closed, when they began looking for a pretext to disrupt the BrandCo Transaction. Seeing Revlon’s peril as their opportunity, Plaintiffs attempted to drive the Company into bankruptcy during the height of the pandemic so that they could take control of the Company.</w:t>
+      </w:r>
+    </w:p>
+    <w:p>
+      <w:pPr>
+        <w:pStyle w:val="BodyNumber"/>
       </w:pPr>
       <w:r>
         <w:t xml:space="preserve">3.</w:t>
@@ -441,12 +1414,18 @@
         <w:tab/>
       </w:r>
       <w:r>
-        <w:t xml:space="preserve">As against Revlon, this Adversary Proceeding is not about damages flowing from alleged contractual breaches, because the 2016 loans have accelerated, and Plaintiffs’ $874 million in loan claims are indisputably due. Indeed, as against the Debtors, Plaintiffs only seek equitable relief—they do not assert any claims for damages. Rather, Plaintiffs seek unprecedented, sweeping equitable relief to “unwind” the Debtors’ entire capital structure, on which thousands of parties have relied, and somehow restore it to its pre-2020 state. Plaintiffs offer no legal support for this demand, and make no effort to explain how this would be feasible, fair, or appropriate under the principles of equity. Years after closing the transaction, it is impossible to unscramble the egg. That is why parties who claim “irreparable harm” seek immediate preliminary injunctive relief. Instead of doing so, Plaintiffs only now ask this Court to “void,” “rescind,” and “enjoin” every component of the BrandCo Transaction and numerous related agreements.</w:t>
-      </w:r>
-    </w:p>
-    <w:p>
-      <w:pPr>
-        <w:pStyle w:val="NumPara"/>
+        <w:t xml:space="preserve">As against Revlon, this Adversary Proceeding is not about damages flowing from alleged contractual breaches, because the 2016 loans have accelerated, and Plaintiffs’ $874 million in loan claims are indisputably due. Indeed, as against the Debtors, Plaintiffs only seek equitable relief—they do not assert any claims for damages. Rather, Plaintiffs seek unprecedented, sweeping equitable relief to “unwind” the Debtors’ entire capital structure, on which thousands of parties have relied, and somehow restore it to its pre</w:t>
+      </w:r>
+      <w:r>
+        <w:noBreakHyphen/>
+      </w:r>
+      <w:r>
+        <w:t xml:space="preserve">2020 state. Plaintiffs offer no legal support for this demand, and make no effort to explain how this would be feasible, fair, or appropriate under the principles of equity. Years after closing the transaction, it is impossible to unscramble the egg. That is why parties who claim “irreparable harm” seek immediate preliminary injunctive relief. Instead of doing so, Plaintiffs only now ask this Court to “void,” “rescind,” and “enjoin” every component of the BrandCo Transaction and numerous related agreements.</w:t>
+      </w:r>
+    </w:p>
+    <w:p>
+      <w:pPr>
+        <w:pStyle w:val="BodyNumber"/>
       </w:pPr>
       <w:r>
         <w:t xml:space="preserve">4.</w:t>
@@ -460,7 +1439,7 @@
     </w:p>
     <w:p>
       <w:pPr>
-        <w:pStyle w:val="NumPara"/>
+        <w:pStyle w:val="BodyNumber"/>
       </w:pPr>
       <w:r>
         <w:t xml:space="preserve">5.</w:t>
@@ -474,7 +1453,7 @@
     </w:p>
     <w:p>
       <w:pPr>
-        <w:pStyle w:val="NumPara"/>
+        <w:pStyle w:val="BodyNumber"/>
       </w:pPr>
       <w:r>
         <w:t xml:space="preserve">6.</w:t>
@@ -488,7 +1467,7 @@
     </w:p>
     <w:p>
       <w:pPr>
-        <w:pStyle w:val="NumPara"/>
+        <w:pStyle w:val="BodyNumber"/>
       </w:pPr>
       <w:r>
         <w:t xml:space="preserve">7.</w:t>
@@ -502,7 +1481,7 @@
     </w:p>
     <w:p>
       <w:pPr>
-        <w:pStyle w:val="NumPara"/>
+        <w:pStyle w:val="BodyNumber"/>
       </w:pPr>
       <w:r>
         <w:t xml:space="preserve">8.</w:t>
@@ -530,14 +1509,51 @@
     <w:p>
       <w:pPr>
         <w:pStyle w:val="Heading1"/>
-      </w:pPr>
-      <w:r>
-        <w:t xml:space="preserve">STATEMENT OF FACTS</w:t>
-      </w:r>
-    </w:p>
-    <w:p>
-      <w:pPr>
-        <w:pStyle w:val="NumPara"/>
+        <w:keepNext/>
+        <w:keepLines/>
+        <w:spacing w:before="0" w:after="0" w:line="552" w:lineRule="exact"/>
+        <w:ind w:left="0" w:firstLine="0"/>
+        <w:jc w:val="center"/>
+      </w:pPr>
+      <w:r>
+        <w:rPr>
+          <w:b/>
+          <w:bCs/>
+        </w:rPr>
+        <w:t xml:space="preserve">STATEMENT</w:t>
+      </w:r>
+      <w:r>
+        <w:rPr>
+          <w:b/>
+          <w:bCs/>
+        </w:rPr>
+        <w:t xml:space="preserve"> </w:t>
+      </w:r>
+      <w:r>
+        <w:rPr>
+          <w:b/>
+          <w:bCs/>
+        </w:rPr>
+        <w:t xml:space="preserve">OF</w:t>
+      </w:r>
+      <w:r>
+        <w:rPr>
+          <w:b/>
+          <w:bCs/>
+        </w:rPr>
+        <w:t xml:space="preserve"> </w:t>
+      </w:r>
+      <w:r>
+        <w:rPr>
+          <w:b/>
+          <w:bCs/>
+        </w:rPr>
+        <w:t xml:space="preserve">FACTS</w:t>
+      </w:r>
+    </w:p>
+    <w:p>
+      <w:pPr>
+        <w:pStyle w:val="BodyNumber"/>
       </w:pPr>
       <w:r>
         <w:t xml:space="preserve">9.</w:t>
@@ -552,26 +1568,88 @@
         <w:rPr>
           <w:rStyle w:val="FootnoteReference"/>
         </w:rPr>
-        <w:footnoteReference w:id="109"/>
+        <w:footnoteReference w:id="9"/>
       </w:r>
     </w:p>
     <w:p>
       <w:pPr>
         <w:pStyle w:val="Heading2"/>
-      </w:pPr>
-      <w:r>
+        <w:keepNext/>
+        <w:keepLines/>
+        <w:tabs>
+          <w:tab w:val="left" w:pos="1440"/>
+        </w:tabs>
+        <w:spacing w:before="0" w:after="0" w:line="552" w:lineRule="exact"/>
+        <w:ind w:left="1440" w:hanging="720"/>
+        <w:jc w:val="left"/>
+      </w:pPr>
+      <w:r>
+        <w:rPr>
+          <w:b/>
+          <w:bCs/>
+        </w:rPr>
         <w:t xml:space="preserve">A.</w:t>
       </w:r>
       <w:r>
+        <w:rPr>
+          <w:b/>
+          <w:bCs/>
+        </w:rPr>
         <w:tab/>
       </w:r>
       <w:r>
-        <w:t xml:space="preserve">The 2016 Credit Facility</w:t>
-      </w:r>
-    </w:p>
-    <w:p>
-      <w:pPr>
-        <w:pStyle w:val="NumPara"/>
+        <w:rPr>
+          <w:b/>
+          <w:bCs/>
+        </w:rPr>
+        <w:t xml:space="preserve">The</w:t>
+      </w:r>
+      <w:r>
+        <w:rPr>
+          <w:b/>
+          <w:bCs/>
+        </w:rPr>
+        <w:t xml:space="preserve"> </w:t>
+      </w:r>
+      <w:r>
+        <w:rPr>
+          <w:b/>
+          <w:bCs/>
+        </w:rPr>
+        <w:t xml:space="preserve">2016</w:t>
+      </w:r>
+      <w:r>
+        <w:rPr>
+          <w:b/>
+          <w:bCs/>
+        </w:rPr>
+        <w:t xml:space="preserve"> </w:t>
+      </w:r>
+      <w:r>
+        <w:rPr>
+          <w:b/>
+          <w:bCs/>
+        </w:rPr>
+        <w:t xml:space="preserve">Credit</w:t>
+      </w:r>
+      <w:r>
+        <w:rPr>
+          <w:b/>
+          <w:bCs/>
+        </w:rPr>
+        <w:t xml:space="preserve"> </w:t>
+      </w:r>
+      <w:r>
+        <w:rPr>
+          <w:b/>
+          <w:bCs/>
+        </w:rPr>
+        <w:t xml:space="preserve">Facility</w:t>
+      </w:r>
+    </w:p>
+    <w:p>
+      <w:pPr>
+        <w:pStyle w:val="BodyNumber"/>
       </w:pPr>
       <w:r>
         <w:t xml:space="preserve">10.</w:t>
@@ -580,12 +1658,12 @@
         <w:tab/>
       </w:r>
       <w:r>
-        <w:t xml:space="preserve">In September 2016, in connection with its acquisition of Elizabeth Arden, RCPC issued $1.8 billion of secured, seven-year term loans. (Compl. ¶ 221.) The 2016 loans and collateral are governed by a Term Credit Agreement among Revlon, Inc., RCPC, the lenders, and Citibank, N.A. as Administrative Agent and Collateral Agent (“Citibank”) (the “2016 Credit Agreement”) (Ex. A), and a Term Loan Guarantee and Collateral Agreement between RCPC and its guarantor subsidiaries in favor of Citibank (the “2016 Collateral Agreement”). (Ex. B.)</w:t>
-      </w:r>
-    </w:p>
-    <w:p>
-      <w:pPr>
-        <w:pStyle w:val="NumPara"/>
+        <w:t xml:space="preserve">In September 2016, in connection with its acquisition of Elizabeth Arden, RCPC issued $1.8 billion of secured, seven-year term loans. (Compl. ¶ 221.) The 2016 loans and collateral are governed by a Term Credit Agreement among Revlon, Inc., RCPC, the lenders, and Citibank, N.A. as Administrative Agent and Collateral Agent (“Citibank”) (the “2016 Credit Agreement”) (Ex. A), and a Term Loan Guarantee and Collateral Agreement between RCPC and its guarantor subsidiaries in favor of Citibank (the “2016 Collateral Agreement”). (Ex. B.)</w:t>
+      </w:r>
+    </w:p>
+    <w:p>
+      <w:pPr>
+        <w:pStyle w:val="BodyNumber"/>
       </w:pPr>
       <w:r>
         <w:t xml:space="preserve">11.</w:t>
@@ -594,12 +1672,12 @@
         <w:tab/>
       </w:r>
       <w:r>
-        <w:t xml:space="preserve">The 2016 loans mature in September 2023, although a “springing maturity” made them due on November 16, 2020, if certain unsecured debt then remained outstanding. (Ex. A §§ 1; 2.2.) The 2016 loans were initially secured by liens on substantially all of RCPC’s and its guarantor subsidiaries’ assets, including accounts, inventory, equipment, real estate, and intellectual and other intangible property. (Ex. B § 3.1; Ex. A § 6.8(e); Ex. C, 40.) Importantly, these liens were granted to Citibank, not to Plaintiffs or other lenders, and the lenders are not parties to the 2016 Collateral Agreement. (Ex. B.) The Lenders “irrevocably authorize[d]” Citibank to release or subordinate the liens. (Ex. A § 9.10.)</w:t>
-      </w:r>
-    </w:p>
-    <w:p>
-      <w:pPr>
-        <w:pStyle w:val="NumPara"/>
+        <w:t xml:space="preserve">The 2016 loans mature in September 2023, although a “springing maturity” made them due on November 16, 2020, if certain unsecured debt then remained outstanding. (Ex. A §§ 1; 2.2.) The 2016 loans were initially secured by liens on substantially all of RCPC’s and its guarantor subsidiaries’ assets, including accounts, inventory, equipment, real estate, and intellectual and other intangible property. (Ex. B § 3.1; Ex. A § 6.8(e); Ex. C, 40.) Importantly, these liens were granted to Citibank, not to Plaintiffs or other lenders, and the lenders are not parties to the 2016 Collateral Agreement. (Ex. B.) The Lenders “irrevocably authorize[d]” Citibank to release or subordinate the liens. (Ex. A § 9.10.)</w:t>
+      </w:r>
+    </w:p>
+    <w:p>
+      <w:pPr>
+        <w:pStyle w:val="BodyNumber"/>
       </w:pPr>
       <w:r>
         <w:t xml:space="preserve">12.</w:t>
@@ -621,7 +1699,7 @@
         <w:t xml:space="preserve"> </w:t>
       </w:r>
       <w:r>
-        <w:t xml:space="preserve">at § 2.25.) RCPC was also permitted to raise new debt secured by the collateral for the 2016 loans or other assets. (Ex. A § 7.3(g).) The agreement also permitted RCPC and its subsidiaries to dispose of or invest collateral in circumstances that would cause those assets to be no longer pledged to support the 2016 Credit Agreement. (</w:t>
+        <w:t xml:space="preserve">at § 2.25.) RCPC was also permitted to raise new debt secured by the collateral for the 2016 loans or other assets. (Ex. A § 7.3(g).) The agreement also permitted RCPC and its subsidiaries to dispose of or invest collateral in circumstances that would cause those assets to be no longer pledged to support the 2016 Credit Agreement. (</w:t>
       </w:r>
       <w:r>
         <w:rPr>
@@ -634,7 +1712,7 @@
         <w:t xml:space="preserve"> </w:t>
       </w:r>
       <w:r>
-        <w:t xml:space="preserve">§§ 7.5, 7.7, 8.15, 10.15.) The 2016 Credit Agreement allowed for amendments with the consent of “Required Lenders,” defined as holders of a majority of outstanding loans and revolving loan commitments. (</w:t>
+        <w:t xml:space="preserve">§§ 7.5, 7.7, 8.15, 10.15.) The 2016 Credit Agreement allowed for amendments with the consent of “Required Lenders,” defined as holders of a majority of outstanding loans and revolving loan commitments. (</w:t>
       </w:r>
       <w:r>
         <w:rPr>
@@ -647,12 +1725,12 @@
         <w:t xml:space="preserve"> </w:t>
       </w:r>
       <w:r>
-        <w:t xml:space="preserve">§ 10.1.)</w:t>
-      </w:r>
-    </w:p>
-    <w:p>
-      <w:pPr>
-        <w:pStyle w:val="NumPara"/>
+        <w:t xml:space="preserve">§ 10.1.)</w:t>
+      </w:r>
+    </w:p>
+    <w:p>
+      <w:pPr>
+        <w:pStyle w:val="BodyNumber"/>
       </w:pPr>
       <w:r>
         <w:t xml:space="preserve">13.</w:t>
@@ -661,12 +1739,12 @@
         <w:tab/>
       </w:r>
       <w:r>
-        <w:t xml:space="preserve">Section 7.10 of the 2016 Credit Agreement generally prohibits the “leasing” by RCPC or its restricted subsidiaries of “real or personal” property as part of a sale-leaseback transaction. (Ex. A § 7.10.) Section 7.10 permitted such a transaction, however, if the fair market value of the transferred property, “as determined in good faith” by RCPC, is less than $100 million. (Ex. A §§ 7.10, 1.1 (definition of “Fair Market Value”).) The prohibition on sale-leaseback transactions in Section 7.10 does not apply to licenses of intellectual property.</w:t>
-      </w:r>
-    </w:p>
-    <w:p>
-      <w:pPr>
-        <w:pStyle w:val="NumPara"/>
+        <w:t xml:space="preserve">Section 7.10 of the 2016 Credit Agreement generally prohibits the “leasing” by RCPC or its restricted subsidiaries of “real or personal” property as part of a sale-leaseback transaction. (Ex. A § 7.10.) Section 7.10 permitted such a transaction, however, if the fair market value of the transferred property, “as determined in good faith” by RCPC, is less than $100 million. (Ex. A §§ 7.10, 1.1 (definition of “Fair Market Value”).) The prohibition on sale-leaseback transactions in Section 7.10 does not apply to licenses of intellectual property.</w:t>
+      </w:r>
+    </w:p>
+    <w:p>
+      <w:pPr>
+        <w:pStyle w:val="BodyNumber"/>
       </w:pPr>
       <w:r>
         <w:t xml:space="preserve">14.</w:t>
@@ -675,7 +1753,7 @@
         <w:tab/>
       </w:r>
       <w:r>
-        <w:t xml:space="preserve">Section 8.1 of the 2016 Credit Agreement specifies certain “Events of Default.” (Ex. A § 8.1.) After an Event of Default and a request by the Required Lenders, Citibank may declare the loans and obligations under the 2016 Credit Agreement to “immediately become due and payable.” (</w:t>
+        <w:t xml:space="preserve">Section 8.1 of the 2016 Credit Agreement specifies certain “Events of Default.” (Ex. A § 8.1.) After an Event of Default and a request by the Required Lenders, Citibank may declare the loans and obligations under the 2016 Credit Agreement to “immediately become due and payable.” (</w:t>
       </w:r>
       <w:r>
         <w:rPr>
@@ -701,14 +1779,23 @@
     <w:p>
       <w:pPr>
         <w:pStyle w:val="Heading1"/>
-      </w:pPr>
-      <w:r>
+        <w:keepNext/>
+        <w:keepLines/>
+        <w:spacing w:before="0" w:after="0" w:line="552" w:lineRule="exact"/>
+        <w:ind w:left="0" w:firstLine="0"/>
+        <w:jc w:val="center"/>
+      </w:pPr>
+      <w:r>
+        <w:rPr>
+          <w:b/>
+          <w:bCs/>
+        </w:rPr>
         <w:t xml:space="preserve">ARGUMENT</w:t>
       </w:r>
     </w:p>
     <w:p>
       <w:pPr>
-        <w:pStyle w:val="NumPara"/>
+        <w:pStyle w:val="BodyNumber"/>
       </w:pPr>
       <w:r>
         <w:t xml:space="preserve">15.</w:t>
@@ -717,7 +1804,7 @@
         <w:tab/>
       </w:r>
       <w:r>
-        <w:t xml:space="preserve">To survive a Rule 12(b)(6) motion to dismiss, as incorporated by Bankruptcy Rule 7012(b), “a complaint must contain sufficient factual matter, accepted as true, to ‘state a claim to relief that is plausible on its face.’”</w:t>
+        <w:t xml:space="preserve">To survive a Rule 12(b)⁠(6) motion to dismiss, as incorporated by Bankruptcy Rule 7012(b), “a complaint must contain sufficient factual matter, accepted as true, to ‘state a claim to relief that is plausible on its face.’”</w:t>
       </w:r>
       <w:r>
         <w:t xml:space="preserve"> </w:t>
@@ -740,7 +1827,7 @@
           <w:i/>
           <w:iCs/>
         </w:rPr>
-        <w:t xml:space="preserve">Bell Atl. Corp. v. Twombly</w:t>
+        <w:t xml:space="preserve">Bell Atl. Corp. v. Twombly</w:t>
       </w:r>
       <w:r>
         <w:t xml:space="preserve">, 550 U.S. 544, 570 (2007)). “[N]aked assertions devoid of further factual enhancement” are insufficient.</w:t>
@@ -800,7 +1887,7 @@
     </w:p>
     <w:p>
       <w:pPr>
-        <w:pStyle w:val="NumPara"/>
+        <w:pStyle w:val="BodyNumber"/>
       </w:pPr>
       <w:r>
         <w:t xml:space="preserve">16.</w:t>
@@ -822,7 +1909,7 @@
         <w:t xml:space="preserve">Onanuga v. Pfizer, Inc.</w:t>
       </w:r>
       <w:r>
-        <w:t xml:space="preserve">, 2003 U.S. Dist. LEXIS 20298, at</w:t>
+        <w:t xml:space="preserve">, 2003 U.S. Dist. LEXIS 20298, at *15 (S.D.N.Y. Nov. 7, 2003) (striking requested relief of specific performance where the proper relief was damages);</w:t>
       </w:r>
       <w:r>
         <w:t xml:space="preserve"> </w:t>
@@ -832,36 +1919,220 @@
           <w:i/>
           <w:iCs/>
         </w:rPr>
-        <w:t xml:space="preserve">15 (S.D.N.Y. Nov. 7, 2003) (striking requested relief of specific performance where the proper relief was damages);</w:t>
-      </w:r>
-      <w:r>
-        <w:rPr>
-          <w:i/>
-          <w:iCs/>
-        </w:rPr>
-        <w:t xml:space="preserve"> </w:t>
-      </w:r>
-      <w:r>
-        <w:t xml:space="preserve">see also* Fed. R. Civ. P. 12(f).</w:t>
+        <w:t xml:space="preserve">see also</w:t>
+      </w:r>
+      <w:r>
+        <w:t xml:space="preserve"> </w:t>
+      </w:r>
+      <w:r>
+        <w:t xml:space="preserve">Fed. R. Civ. P. 12(f).</w:t>
       </w:r>
     </w:p>
     <w:p>
       <w:pPr>
         <w:pStyle w:val="Heading2"/>
-      </w:pPr>
-      <w:r>
+        <w:keepNext/>
+        <w:keepLines/>
+        <w:tabs>
+          <w:tab w:val="left" w:pos="720"/>
+        </w:tabs>
+        <w:spacing w:before="0" w:after="0" w:line="552" w:lineRule="exact"/>
+        <w:ind w:left="720" w:hanging="720"/>
+        <w:jc w:val="left"/>
+      </w:pPr>
+      <w:r>
+        <w:rPr>
+          <w:b/>
+          <w:bCs/>
+        </w:rPr>
         <w:t xml:space="preserve">I.</w:t>
       </w:r>
       <w:r>
+        <w:rPr>
+          <w:b/>
+          <w:bCs/>
+        </w:rPr>
         <w:tab/>
       </w:r>
       <w:r>
-        <w:t xml:space="preserve">Plaintiffs Lack Standing To Pursue Equitable Relief Claims Because Such Claims Are Derivative</w:t>
-      </w:r>
-    </w:p>
-    <w:p>
-      <w:pPr>
-        <w:pStyle w:val="NumLast"/>
+        <w:rPr>
+          <w:b/>
+          <w:bCs/>
+        </w:rPr>
+        <w:t xml:space="preserve">Plaintiffs</w:t>
+      </w:r>
+      <w:r>
+        <w:rPr>
+          <w:b/>
+          <w:bCs/>
+        </w:rPr>
+        <w:t xml:space="preserve"> </w:t>
+      </w:r>
+      <w:r>
+        <w:rPr>
+          <w:b/>
+          <w:bCs/>
+        </w:rPr>
+        <w:t xml:space="preserve">Lack</w:t>
+      </w:r>
+      <w:r>
+        <w:rPr>
+          <w:b/>
+          <w:bCs/>
+        </w:rPr>
+        <w:t xml:space="preserve"> </w:t>
+      </w:r>
+      <w:r>
+        <w:rPr>
+          <w:b/>
+          <w:bCs/>
+        </w:rPr>
+        <w:t xml:space="preserve">Standing</w:t>
+      </w:r>
+      <w:r>
+        <w:rPr>
+          <w:b/>
+          <w:bCs/>
+        </w:rPr>
+        <w:t xml:space="preserve"> </w:t>
+      </w:r>
+      <w:r>
+        <w:rPr>
+          <w:b/>
+          <w:bCs/>
+        </w:rPr>
+        <w:t xml:space="preserve">To</w:t>
+      </w:r>
+      <w:r>
+        <w:rPr>
+          <w:b/>
+          <w:bCs/>
+        </w:rPr>
+        <w:t xml:space="preserve"> </w:t>
+      </w:r>
+      <w:r>
+        <w:rPr>
+          <w:b/>
+          <w:bCs/>
+        </w:rPr>
+        <w:t xml:space="preserve">Pursue</w:t>
+      </w:r>
+      <w:r>
+        <w:rPr>
+          <w:b/>
+          <w:bCs/>
+        </w:rPr>
+        <w:t xml:space="preserve"> </w:t>
+      </w:r>
+      <w:r>
+        <w:rPr>
+          <w:b/>
+          <w:bCs/>
+        </w:rPr>
+        <w:t xml:space="preserve">Equitable</w:t>
+      </w:r>
+      <w:r>
+        <w:rPr>
+          <w:b/>
+          <w:bCs/>
+        </w:rPr>
+        <w:t xml:space="preserve"> </w:t>
+      </w:r>
+      <w:r>
+        <w:rPr>
+          <w:b/>
+          <w:bCs/>
+        </w:rPr>
+        <w:t xml:space="preserve">Relief</w:t>
+      </w:r>
+      <w:r>
+        <w:rPr>
+          <w:b/>
+          <w:bCs/>
+        </w:rPr>
+        <w:t xml:space="preserve"> </w:t>
+      </w:r>
+      <w:r>
+        <w:rPr>
+          <w:b/>
+          <w:bCs/>
+        </w:rPr>
+        <w:t xml:space="preserve">Claims</w:t>
+      </w:r>
+      <w:r>
+        <w:rPr>
+          <w:b/>
+          <w:bCs/>
+        </w:rPr>
+        <w:t xml:space="preserve"> </w:t>
+      </w:r>
+      <w:r>
+        <w:rPr>
+          <w:b/>
+          <w:bCs/>
+        </w:rPr>
+        <w:t xml:space="preserve">Because</w:t>
+      </w:r>
+      <w:r>
+        <w:rPr>
+          <w:b/>
+          <w:bCs/>
+        </w:rPr>
+        <w:t xml:space="preserve"> </w:t>
+      </w:r>
+      <w:r>
+        <w:rPr>
+          <w:b/>
+          <w:bCs/>
+        </w:rPr>
+        <w:t xml:space="preserve">Such</w:t>
+      </w:r>
+      <w:r>
+        <w:rPr>
+          <w:b/>
+          <w:bCs/>
+        </w:rPr>
+        <w:t xml:space="preserve"> </w:t>
+      </w:r>
+      <w:r>
+        <w:rPr>
+          <w:b/>
+          <w:bCs/>
+        </w:rPr>
+        <w:t xml:space="preserve">Claims</w:t>
+      </w:r>
+      <w:r>
+        <w:rPr>
+          <w:b/>
+          <w:bCs/>
+        </w:rPr>
+        <w:t xml:space="preserve"> </w:t>
+      </w:r>
+      <w:r>
+        <w:rPr>
+          <w:b/>
+          <w:bCs/>
+        </w:rPr>
+        <w:t xml:space="preserve">Are</w:t>
+      </w:r>
+      <w:r>
+        <w:rPr>
+          <w:b/>
+          <w:bCs/>
+        </w:rPr>
+        <w:t xml:space="preserve"> </w:t>
+      </w:r>
+      <w:r>
+        <w:rPr>
+          <w:b/>
+          <w:bCs/>
+        </w:rPr>
+        <w:t xml:space="preserve">Derivative</w:t>
+      </w:r>
+    </w:p>
+    <w:p>
+      <w:pPr>
+        <w:pStyle w:val="BodyKeep"/>
       </w:pPr>
       <w:r>
         <w:t xml:space="preserve">17.</w:t>
@@ -875,88 +2146,304 @@
     </w:p>
     <w:tbl>
       <w:tblPr>
-        <w:tblStyle w:val="Table"/>
-        <w:tblW w:type="pct" w:w="5000"/>
+        <w:tblW w:w="9360" w:type="dxa"/>
+        <w:tblInd w:w="0" w:type="dxa"/>
+        <w:tblBorders>
+          <w:top w:val="nil"/>
+          <w:left w:val="nil"/>
+          <w:bottom w:val="nil"/>
+          <w:right w:val="nil"/>
+          <w:insideH w:val="nil"/>
+          <w:insideV w:val="nil"/>
+        </w:tblBorders>
         <w:tblLayout w:type="fixed"/>
-        <w:tblLook w:firstRow="0" w:lastRow="0" w:firstColumn="0" w:lastColumn="0" w:noHBand="0" w:noVBand="0" w:val="0000"/>
+        <w:tblCellMar>
+          <w:top w:w="0" w:type="dxa"/>
+          <w:left w:w="0" w:type="dxa"/>
+          <w:bottom w:w="0" w:type="dxa"/>
+          <w:right w:w="0" w:type="dxa"/>
+        </w:tblCellMar>
+        <w:tblLook w:val="0000" w:firstRow="0" w:lastRow="0" w:firstColumn="0" w:lastColumn="0" w:noHBand="0" w:noVBand="0"/>
       </w:tblPr>
       <w:tblGrid>
-        <w:gridCol w:w="3411"/>
-        <w:gridCol w:w="4508"/>
+        <w:gridCol w:w="4032"/>
+        <w:gridCol w:w="5328"/>
       </w:tblGrid>
       <w:tr>
+        <w:trPr>
+          <w:cantSplit/>
+        </w:trPr>
         <w:tc>
-          <w:tcPr/>
+          <w:tcPr>
+            <w:tcW w:w="4032" w:type="dxa"/>
+          </w:tcPr>
           <w:p>
             <w:pPr>
-              <w:pStyle w:val="SignatureLeft"/>
+              <w:keepNext/>
+              <w:keepLines/>
+              <w:spacing w:before="0" w:after="0" w:line="276" w:lineRule="exact"/>
+              <w:ind w:left="0" w:firstLine="0"/>
+              <w:jc w:val="left"/>
             </w:pPr>
             <w:r>
-              <w:t xml:space="preserve">Dated: December 5, 2022</w:t>
+              <w:t xml:space="preserve">Dated: </w:t>
+            </w:r>
+            <w:r>
+              <w:t xml:space="preserve">December</w:t>
+            </w:r>
+            <w:r>
+              <w:t xml:space="preserve"> </w:t>
+            </w:r>
+            <w:r>
+              <w:t xml:space="preserve">5,</w:t>
+            </w:r>
+            <w:r>
+              <w:t xml:space="preserve"> </w:t>
+            </w:r>
+            <w:r>
+              <w:t xml:space="preserve">2022</w:t>
             </w:r>
           </w:p>
         </w:tc>
         <w:tc>
-          <w:tcPr/>
+          <w:tcPr>
+            <w:tcW w:w="5328" w:type="dxa"/>
+            <w:tcMar>
+              <w:left w:w="288" w:type="dxa"/>
+            </w:tcMar>
+          </w:tcPr>
           <w:p>
             <w:pPr>
-              <w:pStyle w:val="SignatureRight"/>
+              <w:keepNext/>
+              <w:keepLines/>
+              <w:spacing w:before="0" w:after="0" w:line="276" w:lineRule="exact"/>
+              <w:ind w:left="0" w:firstLine="0"/>
+              <w:jc w:val="left"/>
             </w:pPr>
             <w:r>
-              <w:t xml:space="preserve">PAUL, WEISS, RIFKIND, WHARTON &amp; GARRISON LLP</w:t>
+              <w:t xml:space="preserve">PAUL,</w:t>
+            </w:r>
+            <w:r>
+              <w:t xml:space="preserve"> </w:t>
+            </w:r>
+            <w:r>
+              <w:t xml:space="preserve">WEISS,</w:t>
+            </w:r>
+            <w:r>
+              <w:t xml:space="preserve"> </w:t>
+            </w:r>
+            <w:r>
+              <w:t xml:space="preserve">RIFKIND,</w:t>
+            </w:r>
+            <w:r>
+              <w:t xml:space="preserve"> </w:t>
+            </w:r>
+            <w:r>
+              <w:t xml:space="preserve">WHARTON</w:t>
+            </w:r>
+            <w:r>
+              <w:t xml:space="preserve"> </w:t>
+            </w:r>
+            <w:r>
+              <w:t xml:space="preserve">&amp;</w:t>
+            </w:r>
+            <w:r>
+              <w:t xml:space="preserve"> </w:t>
+            </w:r>
+            <w:r>
+              <w:t xml:space="preserve">GARRISON</w:t>
+            </w:r>
+            <w:r>
+              <w:t xml:space="preserve"> </w:t>
+            </w:r>
+            <w:r>
+              <w:t xml:space="preserve">LLP</w:t>
             </w:r>
           </w:p>
           <w:p>
             <w:pPr>
-              <w:pStyle w:val="SignatureGap"/>
+              <w:keepNext/>
+              <w:keepLines/>
+              <w:spacing w:before="276" w:after="0" w:line="276" w:lineRule="exact"/>
+              <w:ind w:left="0" w:firstLine="0"/>
+              <w:jc w:val="left"/>
             </w:pPr>
             <w:r>
-              <w:t xml:space="preserve">By: /s/ Lewis R. Clayton</w:t>
+              <w:t xml:space="preserve">By: /s/ </w:t>
+            </w:r>
+            <w:r>
+              <w:t xml:space="preserve">Lewis</w:t>
+            </w:r>
+            <w:r>
+              <w:t xml:space="preserve"> </w:t>
+            </w:r>
+            <w:r>
+              <w:t xml:space="preserve">R.</w:t>
+            </w:r>
+            <w:r>
+              <w:t xml:space="preserve"> </w:t>
+            </w:r>
+            <w:r>
+              <w:t xml:space="preserve">Clayton</w:t>
             </w:r>
           </w:p>
           <w:p>
             <w:pPr>
-              <w:pStyle w:val="SignatureRight"/>
+              <w:keepNext/>
+              <w:keepLines/>
+              <w:spacing w:before="0" w:after="0" w:line="276" w:lineRule="exact"/>
+              <w:ind w:left="0" w:firstLine="0"/>
+              <w:jc w:val="left"/>
             </w:pPr>
             <w:r>
-              <w:t xml:space="preserve">Lewis R. Clayton</w:t>
+              <w:t xml:space="preserve">Lewis</w:t>
+            </w:r>
+            <w:r>
+              <w:t xml:space="preserve"> </w:t>
+            </w:r>
+            <w:r>
+              <w:t xml:space="preserve">R.</w:t>
+            </w:r>
+            <w:r>
+              <w:t xml:space="preserve"> </w:t>
+            </w:r>
+            <w:r>
+              <w:t xml:space="preserve">Clayton</w:t>
             </w:r>
           </w:p>
           <w:p>
             <w:pPr>
-              <w:pStyle w:val="SignatureRight"/>
+              <w:keepNext/>
+              <w:keepLines/>
+              <w:spacing w:before="0" w:after="0" w:line="276" w:lineRule="exact"/>
+              <w:ind w:left="0" w:firstLine="0"/>
+              <w:jc w:val="left"/>
             </w:pPr>
             <w:r>
-              <w:t xml:space="preserve">1285 Avenue of the Americas</w:t>
+              <w:t xml:space="preserve">1285</w:t>
+            </w:r>
+            <w:r>
+              <w:t xml:space="preserve"> </w:t>
+            </w:r>
+            <w:r>
+              <w:t xml:space="preserve">Avenue</w:t>
+            </w:r>
+            <w:r>
+              <w:t xml:space="preserve"> </w:t>
+            </w:r>
+            <w:r>
+              <w:t xml:space="preserve">of</w:t>
+            </w:r>
+            <w:r>
+              <w:t xml:space="preserve"> </w:t>
+            </w:r>
+            <w:r>
+              <w:t xml:space="preserve">the</w:t>
+            </w:r>
+            <w:r>
+              <w:t xml:space="preserve"> </w:t>
+            </w:r>
+            <w:r>
+              <w:t xml:space="preserve">Americas</w:t>
             </w:r>
           </w:p>
           <w:p>
             <w:pPr>
-              <w:pStyle w:val="SignatureRight"/>
+              <w:keepNext/>
+              <w:keepLines/>
+              <w:spacing w:before="0" w:after="0" w:line="276" w:lineRule="exact"/>
+              <w:ind w:left="0" w:firstLine="0"/>
+              <w:jc w:val="left"/>
             </w:pPr>
             <w:r>
-              <w:t xml:space="preserve">New York, New York 10019-6064</w:t>
+              <w:t xml:space="preserve">New</w:t>
+            </w:r>
+            <w:r>
+              <w:t xml:space="preserve"> </w:t>
+            </w:r>
+            <w:r>
+              <w:t xml:space="preserve">York,</w:t>
+            </w:r>
+            <w:r>
+              <w:t xml:space="preserve"> </w:t>
+            </w:r>
+            <w:r>
+              <w:t xml:space="preserve">New</w:t>
+            </w:r>
+            <w:r>
+              <w:t xml:space="preserve"> </w:t>
+            </w:r>
+            <w:r>
+              <w:t xml:space="preserve">York</w:t>
+            </w:r>
+            <w:r>
+              <w:t xml:space="preserve"> </w:t>
+            </w:r>
+            <w:r>
+              <w:t xml:space="preserve">10019</w:t>
+              <w:noBreakHyphen/>
+              <w:t xml:space="preserve">6064</w:t>
             </w:r>
           </w:p>
           <w:p>
             <w:pPr>
-              <w:pStyle w:val="SignatureRight"/>
+              <w:keepNext/>
+              <w:keepLines/>
+              <w:spacing w:before="0" w:after="0" w:line="276" w:lineRule="exact"/>
+              <w:ind w:left="0" w:firstLine="0"/>
+              <w:jc w:val="left"/>
             </w:pPr>
             <w:r>
-              <w:t xml:space="preserve">Tel: (212) 373-3000</w:t>
+              <w:t xml:space="preserve">Tel:</w:t>
+            </w:r>
+            <w:r>
+              <w:t xml:space="preserve"> </w:t>
+            </w:r>
+            <w:r>
+              <w:t xml:space="preserve">(212)</w:t>
+            </w:r>
+            <w:r>
+              <w:t xml:space="preserve"> </w:t>
+            </w:r>
+            <w:r>
+              <w:t xml:space="preserve">373</w:t>
+              <w:noBreakHyphen/>
+              <w:t xml:space="preserve">3000</w:t>
             </w:r>
           </w:p>
           <w:p>
             <w:pPr>
-              <w:pStyle w:val="SignatureRight"/>
+              <w:keepNext/>
+              <w:keepLines/>
+              <w:spacing w:before="0" w:after="0" w:line="276" w:lineRule="exact"/>
+              <w:ind w:left="0" w:firstLine="0"/>
+              <w:jc w:val="left"/>
             </w:pPr>
             <w:r>
-              <w:t xml:space="preserve">Fax: (212) 757-3990</w:t>
+              <w:t xml:space="preserve">Fax:</w:t>
+            </w:r>
+            <w:r>
+              <w:t xml:space="preserve"> </w:t>
+            </w:r>
+            <w:r>
+              <w:t xml:space="preserve">(212)</w:t>
+            </w:r>
+            <w:r>
+              <w:t xml:space="preserve"> </w:t>
+            </w:r>
+            <w:r>
+              <w:t xml:space="preserve">757</w:t>
+              <w:noBreakHyphen/>
+              <w:t xml:space="preserve">3990</w:t>
             </w:r>
           </w:p>
           <w:p>
             <w:pPr>
-              <w:pStyle w:val="SignatureRight"/>
+              <w:keepNext/>
+              <w:keepLines/>
+              <w:spacing w:before="0" w:after="0" w:line="276" w:lineRule="exact"/>
+              <w:ind w:left="0" w:firstLine="0"/>
+              <w:jc w:val="left"/>
             </w:pPr>
             <w:r>
               <w:t xml:space="preserve">lclayton@paulweiss.com</w:t>
@@ -964,19 +2451,65 @@
           </w:p>
           <w:p>
             <w:pPr>
-              <w:pStyle w:val="SignatureRight"/>
+              <w:keepNext/>
+              <w:keepLines/>
+              <w:spacing w:before="0" w:after="0" w:line="276" w:lineRule="exact"/>
+              <w:ind w:left="0" w:firstLine="0"/>
+              <w:jc w:val="left"/>
             </w:pPr>
             <w:r>
-              <w:t xml:space="preserve">Counsel for the Debtors and Debtors in Possession</w:t>
+              <w:t xml:space="preserve">Counsel</w:t>
+            </w:r>
+            <w:r>
+              <w:t xml:space="preserve"> </w:t>
+            </w:r>
+            <w:r>
+              <w:t xml:space="preserve">for</w:t>
+            </w:r>
+            <w:r>
+              <w:t xml:space="preserve"> </w:t>
+            </w:r>
+            <w:r>
+              <w:t xml:space="preserve">the</w:t>
+            </w:r>
+            <w:r>
+              <w:t xml:space="preserve"> </w:t>
+            </w:r>
+            <w:r>
+              <w:t xml:space="preserve">Debtors</w:t>
+            </w:r>
+            <w:r>
+              <w:t xml:space="preserve"> </w:t>
+            </w:r>
+            <w:r>
+              <w:t xml:space="preserve">and</w:t>
+            </w:r>
+            <w:r>
+              <w:t xml:space="preserve"> </w:t>
+            </w:r>
+            <w:r>
+              <w:t xml:space="preserve">Debtors</w:t>
+            </w:r>
+            <w:r>
+              <w:t xml:space="preserve"> </w:t>
+            </w:r>
+            <w:r>
+              <w:t xml:space="preserve">in</w:t>
+            </w:r>
+            <w:r>
+              <w:t xml:space="preserve"> </w:t>
+            </w:r>
+            <w:r>
+              <w:t xml:space="preserve">Possession</w:t>
             </w:r>
           </w:p>
         </w:tc>
       </w:tr>
     </w:tbl>
     <w:sectPr>
-      <w:footerReference w:type="default" r:id="rId100"/>
+      <w:footerReference w:type="default" r:id="rIdFtrPage"/>
       <w:pgSz w:w="12240" w:h="15840"/>
-      <w:pgMar w:top="1440" w:right="1440" w:bottom="1440" w:left="1440" w:header="720" w:footer="720" w:gutter="0"/>
+      <w:pgMar w:top="1440" w:right="1440" w:bottom="1440" w:left="1440" w:header="720" w:footer="735" w:gutter="0"/>
       <w:pgNumType w:fmt="decimal" w:start="1"/>
     </w:sectPr>
   </w:body>
@@ -991,7 +2524,7 @@
 <w:ftr xmlns:w="http://schemas.openxmlformats.org/wordprocessingml/2006/main" xmlns:r="http://schemas.openxmlformats.org/officeDocument/2006/relationships">
   <w:p>
     <w:pPr>
-      <w:pStyle w:val="Footer"/>
+      <w:jc w:val="center"/>
     </w:pPr>
     <w:r>
       <w:fldChar w:fldCharType="begin"/>
@@ -1028,7 +2561,7 @@
       </w:r>
     </w:p>
   </w:footnote>
-  <w:footnote w:id="109">
+  <w:footnote w:id="9">
     <w:p>
       <w:pPr>
         <w:pStyle w:val="FootnoteText"/>
@@ -1053,34 +2586,80 @@
           <w:i/>
           <w:iCs/>
         </w:rPr>
-        <w:t xml:space="preserve">See In re 305 E. 61st St. Grp. LLC</w:t>
-      </w:r>
-      <w:r>
-        <w:t xml:space="preserve">, 644 B.R. 75, 80 (Bankr. S.D.N.Y. 2022). Documents cited in this motion are submitted as exhibits to the accompanying Declaration of Sean A. Mitchell and are cited as “Ex.</w:t>
-      </w:r>
-      <w:r>
-        <w:t xml:space="preserve"> </w:t>
-      </w:r>
-      <w:r>
-        <w:rPr>
-          <w:i/>
-          <w:iCs/>
-        </w:rPr>
-        <w:t xml:space="preserve">.” Paragraphs of the Complaint are cited as “¶</w:t>
-      </w:r>
-      <w:r>
-        <w:rPr>
-          <w:i/>
-          <w:iCs/>
-        </w:rPr>
-        <w:t xml:space="preserve"> </w:t>
-      </w:r>
-      <w:r>
-        <w:t xml:space="preserve">.”</w:t>
+        <w:t xml:space="preserve">See In re 305 E. 61st St. Grp. LLC</w:t>
+      </w:r>
+      <w:r>
+        <w:t xml:space="preserve">, 644 B.R. 75, 80 (Bankr. S.D.N.Y. 2022). Documents cited in this motion are submitted as exhibits to the accompanying Declaration of Sean A. Mitchell and are cited as “Ex. _.” Paragraphs of the Complaint are cited as “¶ _.”</w:t>
       </w:r>
     </w:p>
   </w:footnote>
 </w:footnotes>
+</file>
+
+<file path=word/ftr-add.xml><?xml version="1.0" encoding="utf-8"?>
+<w:ftr xmlns:w="http://schemas.openxmlformats.org/wordprocessingml/2006/main" xmlns:r="http://schemas.openxmlformats.org/officeDocument/2006/relationships">
+  <w:p>
+    <w:pPr>
+      <w:spacing w:before="0" w:after="0"/>
+      <w:jc w:val="center"/>
+    </w:pPr>
+    <w:r>
+      <w:t>Add-</w:t>
+    </w:r>
+    <w:r>
+      <w:fldChar w:fldCharType="begin"/>
+    </w:r>
+    <w:r>
+      <w:instrText xml:space="preserve"> PAGE </w:instrText>
+    </w:r>
+    <w:r>
+      <w:fldChar w:fldCharType="separate"/>
+    </w:r>
+    <w:r>
+      <w:t>1</w:t>
+    </w:r>
+    <w:r>
+      <w:fldChar w:fldCharType="end"/>
+    </w:r>
+  </w:p>
+</w:ftr>
+</file>
+
+<file path=word/ftr-none.xml><?xml version="1.0" encoding="utf-8"?>
+<w:ftr xmlns:w="http://schemas.openxmlformats.org/wordprocessingml/2006/main" xmlns:r="http://schemas.openxmlformats.org/officeDocument/2006/relationships">
+  <w:p>
+    <w:pPr>
+      <w:spacing w:before="0" w:after="0"/>
+      <w:jc w:val="center"/>
+    </w:pPr>
+  </w:p>
+</w:ftr>
+</file>
+
+<file path=word/ftr-page.xml><?xml version="1.0" encoding="utf-8"?>
+<w:ftr xmlns:w="http://schemas.openxmlformats.org/wordprocessingml/2006/main" xmlns:r="http://schemas.openxmlformats.org/officeDocument/2006/relationships">
+  <w:p>
+    <w:pPr>
+      <w:spacing w:before="0" w:after="0"/>
+      <w:jc w:val="center"/>
+    </w:pPr>
+    <w:r>
+      <w:fldChar w:fldCharType="begin"/>
+    </w:r>
+    <w:r>
+      <w:instrText xml:space="preserve"> PAGE </w:instrText>
+    </w:r>
+    <w:r>
+      <w:fldChar w:fldCharType="separate"/>
+    </w:r>
+    <w:r>
+      <w:t>1</w:t>
+    </w:r>
+    <w:r>
+      <w:fldChar w:fldCharType="end"/>
+    </w:r>
+  </w:p>
+</w:ftr>
 </file>
 
 <file path=word/numbering.xml><?xml version="1.0" encoding="utf-8"?>
@@ -1172,19 +2751,48 @@
   <w:docDefaults>
     <w:rPrDefault>
       <w:rPr>
-        <w:rFonts w:ascii="EB Garamond" w:hAnsi="EB Garamond" w:eastAsia="EB Garamond" w:cs="EB Garamond"/>
+        <w:rFonts w:ascii="Times New Roman" w:hAnsi="Times New Roman" w:eastAsia="Times New Roman" w:cs="Times New Roman"/>
         <w:sz w:val="24"/>
         <w:szCs w:val="24"/>
-        <w:lang w:val="en-US" w:eastAsia="en-US" w:bidi="ar-SA"/>
+        <w:lang w:val="en-US" w:eastAsia="zh-CN" w:bidi="ar-SA"/>
       </w:rPr>
     </w:rPrDefault>
     <w:pPrDefault>
       <w:pPr>
-        <w:spacing w:before="0" w:after="0" w:line="240" w:lineRule="auto"/>
+        <w:widowControl/>
+        <w:spacing w:after="0"/>
       </w:pPr>
     </w:pPrDefault>
   </w:docDefaults>
   <w:latentStyles w:defLockedState="0" w:defUIPriority="0" w:defSemiHidden="0" w:defUnhideWhenUsed="0" w:defQFormat="0" w:count="276"/>
+  <w:style w:type="paragraph" w:default="1" w:styleId="Normal">
+    <w:name w:val="Normal"/>
+    <w:qFormat/>
+  </w:style>
+  <w:style w:type="paragraph" w:styleId="BodyText">
+    <w:name w:val="Body Text"/>
+    <w:basedOn w:val="Normal"/>
+    <w:link w:val="BodyTextChar"/>
+    <w:qFormat/>
+    <w:pPr>
+      <w:spacing w:before="0" w:after="0" w:line="552" w:lineRule="exact"/>
+      <w:ind w:firstLine="720"/>
+    </w:pPr>
+  </w:style>
+  <w:style w:type="paragraph" w:customStyle="1" w:styleId="FirstParagraph">
+    <w:name w:val="First Paragraph"/>
+    <w:basedOn w:val="BodyText"/>
+    <w:next w:val="BodyText"/>
+    <w:qFormat/>
+  </w:style>
+  <w:style w:type="paragraph" w:customStyle="1" w:styleId="Compact">
+    <w:name w:val="Compact"/>
+    <w:basedOn w:val="BodyText"/>
+    <w:qFormat/>
+    <w:pPr>
+      <w:spacing w:before="36" w:after="36"/>
+    </w:pPr>
+  </w:style>
   <w:style w:type="paragraph" w:styleId="Title">
     <w:name w:val="Title"/>
     <w:basedOn w:val="Normal"/>
@@ -1318,6 +2926,84 @@
     <w:pPr/>
     <w:rPr/>
   </w:style>
+  <w:style w:type="paragraph" w:styleId="Heading1">
+    <w:name w:val="heading 1"/>
+    <w:basedOn w:val="Normal"/>
+    <w:next w:val="BodyText"/>
+    <w:link w:val="Heading1Char"/>
+    <w:uiPriority w:val="9"/>
+    <w:qFormat/>
+    <w:rsid w:val="00A10FD9"/>
+    <w:pPr>
+      <w:keepNext/>
+      <w:keepLines/>
+      <w:spacing w:before="0" w:after="0" w:line="552" w:lineRule="exact"/>
+      <w:ind w:firstLine="0"/>
+      <w:jc w:val="center"/>
+      <w:outlineLvl w:val="0"/>
+    </w:pPr>
+    <w:rPr>
+      <w:rFonts w:ascii="Times New Roman" w:hAnsi="Times New Roman" w:eastAsia="Times New Roman" w:cs="Times New Roman"/>
+      <w:b/>
+      <w:bCs/>
+      <w:caps/>
+      <w:color w:val="000000"/>
+      <w:sz w:val="24"/>
+      <w:szCs w:val="24"/>
+    </w:rPr>
+  </w:style>
+  <w:style w:type="paragraph" w:styleId="Heading2">
+    <w:name w:val="heading 2"/>
+    <w:basedOn w:val="Normal"/>
+    <w:next w:val="BodyText"/>
+    <w:link w:val="Heading2Char"/>
+    <w:uiPriority w:val="9"/>
+    <w:semiHidden/>
+    <w:unhideWhenUsed/>
+    <w:qFormat/>
+    <w:rsid w:val="00A10FD9"/>
+    <w:pPr>
+      <w:keepNext/>
+      <w:keepLines/>
+      <w:spacing w:before="0" w:after="0" w:line="552" w:lineRule="exact"/>
+      <w:ind w:firstLine="0"/>
+      <w:outlineLvl w:val="1"/>
+    </w:pPr>
+    <w:rPr>
+      <w:rFonts w:ascii="Times New Roman" w:hAnsi="Times New Roman" w:eastAsia="Times New Roman" w:cs="Times New Roman"/>
+      <w:b/>
+      <w:bCs/>
+      <w:color w:val="000000"/>
+      <w:sz w:val="24"/>
+      <w:szCs w:val="24"/>
+    </w:rPr>
+  </w:style>
+  <w:style w:type="paragraph" w:styleId="Heading3">
+    <w:name w:val="heading 3"/>
+    <w:basedOn w:val="Normal"/>
+    <w:next w:val="BodyText"/>
+    <w:link w:val="Heading3Char"/>
+    <w:uiPriority w:val="9"/>
+    <w:semiHidden/>
+    <w:unhideWhenUsed/>
+    <w:qFormat/>
+    <w:rsid w:val="00A10FD9"/>
+    <w:pPr>
+      <w:keepNext/>
+      <w:keepLines/>
+      <w:spacing w:before="0" w:after="0" w:line="552" w:lineRule="exact"/>
+      <w:ind w:firstLine="0"/>
+      <w:outlineLvl w:val="2"/>
+    </w:pPr>
+    <w:rPr>
+      <w:rFonts w:ascii="Times New Roman" w:hAnsi="Times New Roman" w:eastAsia="Times New Roman" w:cs="Times New Roman"/>
+      <w:b/>
+      <w:bCs/>
+      <w:color w:val="000000"/>
+      <w:sz w:val="24"/>
+      <w:szCs w:val="24"/>
+    </w:rPr>
+  </w:style>
   <w:style w:type="paragraph" w:styleId="Heading4">
     <w:name w:val="heading 4"/>
     <w:basedOn w:val="Normal"/>
@@ -1331,14 +3017,18 @@
     <w:pPr>
       <w:keepNext/>
       <w:keepLines/>
-      <w:spacing w:before="80" w:after="40"/>
+      <w:spacing w:before="0" w:after="0" w:line="552" w:lineRule="exact"/>
+      <w:ind w:firstLine="0"/>
       <w:outlineLvl w:val="3"/>
     </w:pPr>
     <w:rPr>
-      <w:rFonts w:eastAsiaTheme="majorEastAsia" w:cstheme="majorBidi"/>
+      <w:rFonts w:ascii="Times New Roman" w:hAnsi="Times New Roman" w:eastAsia="Times New Roman" w:cs="Times New Roman"/>
+      <w:b/>
+      <w:bCs/>
       <w:i/>
-      <w:iCs/>
-      <w:color w:val="0F4761" w:themeColor="accent1" w:themeShade="BF"/>
+      <w:color w:val="000000"/>
+      <w:sz w:val="24"/>
+      <w:szCs w:val="24"/>
     </w:rPr>
   </w:style>
   <w:style w:type="paragraph" w:styleId="Heading5">
@@ -1354,12 +3044,18 @@
     <w:pPr>
       <w:keepNext/>
       <w:keepLines/>
-      <w:spacing w:before="80" w:after="40"/>
+      <w:spacing w:before="0" w:after="0" w:line="552" w:lineRule="exact"/>
+      <w:ind w:firstLine="0"/>
       <w:outlineLvl w:val="4"/>
     </w:pPr>
     <w:rPr>
-      <w:rFonts w:eastAsiaTheme="majorEastAsia" w:cstheme="majorBidi"/>
-      <w:color w:val="0F4761" w:themeColor="accent1" w:themeShade="BF"/>
+      <w:rFonts w:ascii="Times New Roman" w:hAnsi="Times New Roman" w:eastAsia="Times New Roman" w:cs="Times New Roman"/>
+      <w:b/>
+      <w:bCs/>
+      <w:i/>
+      <w:color w:val="000000"/>
+      <w:sz w:val="24"/>
+      <w:szCs w:val="24"/>
     </w:rPr>
   </w:style>
   <w:style w:type="paragraph" w:styleId="Heading6">
@@ -1569,6 +3265,15 @@
       <w:color w:val="272727" w:themeColor="text1" w:themeTint="D8"/>
     </w:rPr>
   </w:style>
+  <w:style w:type="paragraph" w:customStyle="1" w:styleId="ListItem">
+    <w:name w:val="List Item"/>
+    <w:basedOn w:val="BodyText"/>
+    <w:qFormat/>
+    <w:pPr>
+      <w:spacing w:before="0" w:after="0" w:line="552" w:lineRule="exact"/>
+      <w:ind w:left="720" w:hanging="720"/>
+    </w:pPr>
+  </w:style>
   <w:style w:type="paragraph" w:styleId="BlockText">
     <w:name w:val="Block Text"/>
     <w:basedOn w:val="BodyText"/>
@@ -1577,9 +3282,25 @@
     <w:unhideWhenUsed/>
     <w:qFormat/>
     <w:pPr>
-      <w:spacing w:before="100" w:after="100"/>
-      <w:ind w:firstLine="0" w:left="480" w:right="480"/>
+      <w:spacing w:before="280" w:after="280" w:line="276" w:lineRule="exact"/>
+      <w:ind w:firstLine="0" w:left="720" w:right="720"/>
     </w:pPr>
+  </w:style>
+  <w:style w:type="paragraph" w:styleId="FootnoteText">
+    <w:name w:val="Footnote Text"/>
+    <w:basedOn w:val="Normal"/>
+    <w:next w:val="FootnoteText"/>
+    <w:uiPriority w:val="9"/>
+    <w:unhideWhenUsed/>
+    <w:qFormat/>
+    <w:pPr>
+      <w:keepLines/>
+      <w:spacing w:before="0" w:after="140" w:line="276" w:lineRule="exact"/>
+    </w:pPr>
+    <w:rPr>
+      <w:sz w:val="24"/>
+      <w:szCs w:val="24"/>
+    </w:rPr>
   </w:style>
   <w:style w:type="paragraph" w:styleId="FootnoteBlockText">
     <w:name w:val="Footnote Block Text"/>
@@ -1589,14 +3310,36 @@
     <w:unhideWhenUsed/>
     <w:qFormat/>
     <w:pPr>
-      <w:spacing w:before="100" w:after="100"/>
-      <w:ind w:firstLine="0" w:left="480" w:right="480"/>
+      <w:spacing w:before="280" w:after="280"/>
+      <w:ind w:firstLine="0" w:left="720" w:right="720"/>
     </w:pPr>
   </w:style>
   <w:style w:type="character" w:default="1" w:styleId="DefaultParagraphFont">
     <w:name w:val="Default Paragraph Font"/>
     <w:semiHidden/>
     <w:unhideWhenUsed/>
+  </w:style>
+  <w:style w:type="table" w:default="1" w:styleId="Table">
+    <w:name w:val="Table"/>
+    <w:basedOn w:val="TableNormal"/>
+    <w:qFormat/>
+    <w:tblPr>
+      <w:tblInd w:w="0" w:type="dxa"/>
+      <w:tblCellMar>
+        <w:top w:w="0" w:type="dxa"/>
+        <w:left w:w="108" w:type="dxa"/>
+        <w:bottom w:w="0" w:type="dxa"/>
+        <w:right w:w="108" w:type="dxa"/>
+      </w:tblCellMar>
+    </w:tblPr>
+    <w:tblStylePr w:type="firstRow">
+      <w:tcPr>
+        <w:tcBorders>
+          <w:bottom w:val="single"/>
+        </w:tcBorders>
+        <w:vAlign w:val="bottom"/>
+      </w:tcPr>
+    </w:tblStylePr>
   </w:style>
   <w:style w:type="paragraph" w:customStyle="1" w:styleId="DefinitionTerm">
     <w:name w:val="Definition Term"/>
@@ -1676,7 +3419,7 @@
     <w:name w:val="Hyperlink"/>
     <w:basedOn w:val="BodyTextChar"/>
     <w:rPr>
-      <w:color w:val="4F81BD" w:themeColor="accent1"/>
+      <w:color w:val="000000"/>
     </w:rPr>
   </w:style>
   <w:style w:type="paragraph" w:styleId="TOCHeading">
@@ -1697,82 +3440,33 @@
       <w:color w:val="365F91" w:themeColor="accent1" w:themeShade="BF"/>
     </w:rPr>
   </w:style>
-  <w:style w:type="paragraph" w:default="1" w:styleId="Normal">
-    <w:name w:val="Normal"/>
-    <w:qFormat/>
-    <w:pPr>
-      <w:widowControl/>
-      <w:spacing w:before="0" w:after="0" w:line="240" w:lineRule="auto"/>
-      <w:ind w:firstLine="0"/>
-      <w:jc w:val="left"/>
-    </w:pPr>
-    <w:rPr>
-      <w:rFonts w:ascii="EB Garamond" w:hAnsi="EB Garamond" w:eastAsia="EB Garamond" w:cs="EB Garamond"/>
-      <w:sz w:val="24"/>
-      <w:szCs w:val="24"/>
-    </w:rPr>
-  </w:style>
-  <w:style w:type="paragraph" w:styleId="BodyText">
-    <w:name w:val="Body Text"/>
-    <w:basedOn w:val="Normal"/>
-    <w:qFormat/>
-    <w:pPr>
-      <w:spacing w:before="0" w:after="0" w:line="552" w:lineRule="exact"/>
-      <w:ind w:firstLine="720"/>
-    </w:pPr>
-  </w:style>
-  <w:style w:type="paragraph" w:styleId="FirstParagraph">
-    <w:name w:val="First Paragraph"/>
+  <w:style w:type="paragraph" w:customStyle="1" w:styleId="BodyNumber">
+    <w:name w:val="Body Number"/>
     <w:basedOn w:val="BodyText"/>
-    <w:next w:val="BodyText"/>
-    <w:qFormat/>
-  </w:style>
-  <w:style w:type="paragraph" w:styleId="Compact">
-    <w:name w:val="Compact"/>
-    <w:basedOn w:val="Normal"/>
-    <w:qFormat/>
-    <w:pPr>
-      <w:spacing w:before="0" w:after="0" w:line="276" w:lineRule="exact"/>
-    </w:pPr>
-  </w:style>
-  <w:style w:type="paragraph" w:customStyle="1" w:styleId="BodyPara">
-    <w:name w:val="Body Para"/>
-    <w:basedOn w:val="Normal"/>
-    <w:qFormat/>
-    <w:pPr>
-      <w:spacing w:before="0" w:after="0" w:line="552" w:lineRule="exact"/>
-      <w:ind w:firstLine="720"/>
-    </w:pPr>
-  </w:style>
-  <w:style w:type="paragraph" w:customStyle="1" w:styleId="BodyLast">
-    <w:name w:val="Body Last"/>
-    <w:basedOn w:val="BodyPara"/>
-    <w:qFormat/>
-    <w:pPr>
-      <w:keepNext/>
-    </w:pPr>
-  </w:style>
-  <w:style w:type="paragraph" w:customStyle="1" w:styleId="NumPara">
-    <w:name w:val="Num Para"/>
-    <w:basedOn w:val="BodyPara"/>
     <w:qFormat/>
     <w:pPr>
       <w:tabs>
         <w:tab w:val="left" w:pos="1440"/>
       </w:tabs>
+      <w:spacing w:before="0" w:after="0" w:line="552" w:lineRule="exact"/>
     </w:pPr>
   </w:style>
-  <w:style w:type="paragraph" w:customStyle="1" w:styleId="NumLast">
-    <w:name w:val="Num Last"/>
-    <w:basedOn w:val="NumPara"/>
+  <w:style w:type="paragraph" w:customStyle="1" w:styleId="BodyKeep">
+    <w:name w:val="Body Keep"/>
+    <w:basedOn w:val="BodyText"/>
     <w:qFormat/>
     <w:pPr>
       <w:keepNext/>
+      <w:keepLines/>
+      <w:tabs>
+        <w:tab w:val="left" w:pos="1440"/>
+      </w:tabs>
+      <w:spacing w:before="0" w:after="552" w:line="552" w:lineRule="exact"/>
     </w:pPr>
   </w:style>
-  <w:style w:type="paragraph" w:customStyle="1" w:styleId="ListItem">
-    <w:name w:val="List Item"/>
-    <w:basedOn w:val="Normal"/>
+  <w:style w:type="paragraph" w:customStyle="1" w:styleId="Lettered">
+    <w:name w:val="Lettered"/>
+    <w:basedOn w:val="BodyText"/>
     <w:qFormat/>
     <w:pPr>
       <w:tabs>
@@ -1782,330 +3476,15 @@
       <w:ind w:left="1440" w:hanging="720"/>
     </w:pPr>
   </w:style>
-  <w:style w:type="paragraph" w:customStyle="1" w:styleId="ListLast">
-    <w:name w:val="List Last"/>
-    <w:basedOn w:val="ListItem"/>
-    <w:qFormat/>
-    <w:pPr>
-      <w:keepNext/>
-    </w:pPr>
-  </w:style>
-  <w:style w:type="paragraph" w:styleId="Heading1">
-    <w:name w:val="heading 1"/>
-    <w:basedOn w:val="Normal"/>
-    <w:next w:val="BodyPara"/>
-    <w:uiPriority w:val="9"/>
+  <w:style w:type="paragraph" w:customStyle="1" w:styleId="LetteredKeep">
+    <w:name w:val="Lettered Keep"/>
+    <w:basedOn w:val="Lettered"/>
     <w:qFormat/>
     <w:pPr>
       <w:keepNext/>
       <w:keepLines/>
-      <w:spacing w:before="256" w:after="276" w:line="552" w:lineRule="exact"/>
-      <w:ind w:left="0" w:firstLine="0"/>
-      <w:jc w:val="center"/>
-      <w:outlineLvl w:val="0"/>
+      <w:spacing w:before="0" w:after="552" w:line="552" w:lineRule="exact"/>
     </w:pPr>
-    <w:rPr>
-      <w:b/>
-      <w:bCs/>
-      <w:caps/>
-      <w:sz w:val="34"/>
-      <w:szCs w:val="34"/>
-    </w:rPr>
-  </w:style>
-  <w:style w:type="paragraph" w:styleId="Heading2">
-    <w:name w:val="heading 2"/>
-    <w:basedOn w:val="Normal"/>
-    <w:next w:val="BodyPara"/>
-    <w:uiPriority w:val="9"/>
-    <w:unhideWhenUsed/>
-    <w:qFormat/>
-    <w:pPr>
-      <w:keepNext/>
-      <w:keepLines/>
-      <w:spacing w:before="0" w:after="396" w:line="276" w:lineRule="exact"/>
-      <w:ind w:left="720" w:hanging="720"/>
-      <w:jc w:val="left"/>
-      <w:outlineLvl w:val="1"/>
-    </w:pPr>
-    <w:rPr>
-      <w:b/>
-      <w:bCs/>
-      <w:sz w:val="29"/>
-      <w:szCs w:val="29"/>
-    </w:rPr>
-  </w:style>
-  <w:style w:type="paragraph" w:styleId="Heading3">
-    <w:name w:val="heading 3"/>
-    <w:basedOn w:val="Normal"/>
-    <w:next w:val="BodyPara"/>
-    <w:uiPriority w:val="9"/>
-    <w:unhideWhenUsed/>
-    <w:qFormat/>
-    <w:pPr>
-      <w:keepNext/>
-      <w:keepLines/>
-      <w:spacing w:before="0" w:after="0" w:line="276" w:lineRule="exact"/>
-      <w:ind w:left="720" w:hanging="720"/>
-      <w:jc w:val="left"/>
-      <w:outlineLvl w:val="2"/>
-    </w:pPr>
-    <w:rPr>
-      <w:b/>
-      <w:bCs/>
-      <w:sz w:val="24"/>
-      <w:szCs w:val="24"/>
-    </w:rPr>
-  </w:style>
-  <w:style w:type="paragraph" w:styleId="FootnoteText">
-    <w:name w:val="Footnote Text"/>
-    <w:basedOn w:val="Normal"/>
-    <w:uiPriority w:val="9"/>
-    <w:unhideWhenUsed/>
-    <w:qFormat/>
-    <w:pPr>
-      <w:spacing w:before="0" w:after="0" w:line="234" w:lineRule="exact"/>
-    </w:pPr>
-    <w:rPr>
-      <w:sz w:val="22"/>
-      <w:szCs w:val="22"/>
-    </w:rPr>
-  </w:style>
-  <w:style w:type="paragraph" w:styleId="Footer">
-    <w:name w:val="footer"/>
-    <w:basedOn w:val="Normal"/>
-    <w:uiPriority w:val="99"/>
-    <w:unhideWhenUsed/>
-    <w:pPr>
-      <w:jc w:val="center"/>
-    </w:pPr>
-    <w:rPr>
-      <w:sz w:val="24"/>
-      <w:szCs w:val="24"/>
-    </w:rPr>
-  </w:style>
-  <w:style w:type="paragraph" w:customStyle="1" w:styleId="Single">
-    <w:name w:val="Single"/>
-    <w:basedOn w:val="Normal"/>
-    <w:qFormat/>
-    <w:pPr>
-      <w:spacing w:before="0" w:after="0" w:line="276" w:lineRule="exact"/>
-    </w:pPr>
-  </w:style>
-  <w:style w:type="paragraph" w:customStyle="1" w:styleId="SingleGap">
-    <w:name w:val="Single Gap"/>
-    <w:basedOn w:val="Single"/>
-    <w:qFormat/>
-    <w:pPr>
-      <w:spacing w:after="80"/>
-    </w:pPr>
-  </w:style>
-  <w:style w:type="paragraph" w:customStyle="1" w:styleId="CounselFor">
-    <w:name w:val="Counsel For"/>
-    <w:basedOn w:val="Single"/>
-    <w:qFormat/>
-    <w:pPr>
-      <w:spacing w:before="276"/>
-    </w:pPr>
-    <w:rPr>
-      <w:i/>
-      <w:iCs/>
-    </w:rPr>
-  </w:style>
-  <w:style w:type="paragraph" w:customStyle="1" w:styleId="CourtNameFirst">
-    <w:name w:val="Court Name First"/>
-    <w:basedOn w:val="Single"/>
-    <w:qFormat/>
-    <w:pPr>
-      <w:spacing w:before="276"/>
-      <w:jc w:val="center"/>
-    </w:pPr>
-    <w:rPr>
-      <w:b/>
-      <w:bCs/>
-    </w:rPr>
-  </w:style>
-  <w:style w:type="paragraph" w:customStyle="1" w:styleId="CourtNameLast">
-    <w:name w:val="Court Name Last"/>
-    <w:basedOn w:val="CourtNameFirst"/>
-    <w:qFormat/>
-    <w:pPr>
-      <w:spacing w:before="0" w:after="276"/>
-    </w:pPr>
-  </w:style>
-  <w:style w:type="paragraph" w:customStyle="1" w:styleId="CaptionName">
-    <w:name w:val="Caption Name"/>
-    <w:basedOn w:val="Single"/>
-    <w:qFormat/>
-    <w:pPr>
-      <w:pBdr>
-        <w:right w:val="single" w:sz="6" w:space="0" w:color="000000"/>
-      </w:pBdr>
-      <w:ind w:right="216"/>
-    </w:pPr>
-  </w:style>
-  <w:style w:type="paragraph" w:customStyle="1" w:styleId="CaptionDesignation">
-    <w:name w:val="Caption Designation"/>
-    <w:basedOn w:val="CaptionName"/>
-    <w:qFormat/>
-    <w:pPr>
-      <w:spacing w:after="80"/>
-      <w:jc w:val="right"/>
-    </w:pPr>
-  </w:style>
-  <w:style w:type="paragraph" w:customStyle="1" w:styleId="CaptionAgainst">
-    <w:name w:val="Caption Against"/>
-    <w:basedOn w:val="CaptionName"/>
-    <w:qFormat/>
-    <w:pPr>
-      <w:spacing w:after="80"/>
-      <w:jc w:val="center"/>
-    </w:pPr>
-  </w:style>
-  <w:style w:type="paragraph" w:customStyle="1" w:styleId="CaptionEnd">
-    <w:name w:val="Caption End"/>
-    <w:basedOn w:val="CaptionDesignation"/>
-    <w:qFormat/>
-    <w:pPr>
-      <w:pBdr>
-        <w:right w:val="single" w:sz="6" w:space="0" w:color="000000"/>
-        <w:bottom w:val="single" w:sz="6" w:space="11" w:color="000000"/>
-      </w:pBdr>
-      <w:spacing w:after="0"/>
-    </w:pPr>
-  </w:style>
-  <w:style w:type="paragraph" w:customStyle="1" w:styleId="CaptionRight">
-    <w:name w:val="Caption Right"/>
-    <w:basedOn w:val="Single"/>
-    <w:qFormat/>
-    <w:pPr>
-      <w:ind w:left="504"/>
-    </w:pPr>
-  </w:style>
-  <w:style w:type="paragraph" w:customStyle="1" w:styleId="CaptionRightGap">
-    <w:name w:val="Caption Right Gap"/>
-    <w:basedOn w:val="CaptionRight"/>
-    <w:qFormat/>
-    <w:pPr>
-      <w:spacing w:after="276"/>
-    </w:pPr>
-  </w:style>
-  <w:style w:type="paragraph" w:customStyle="1" w:styleId="CoverTitle">
-    <w:name w:val="Cover Title"/>
-    <w:basedOn w:val="Single"/>
-    <w:qFormat/>
-    <w:pPr>
-      <w:keepNext/>
-      <w:spacing w:before="552" w:after="0"/>
-      <w:jc w:val="center"/>
-    </w:pPr>
-    <w:rPr>
-      <w:b/>
-      <w:bCs/>
-    </w:rPr>
-  </w:style>
-  <w:style w:type="paragraph" w:customStyle="1" w:styleId="SignatureLeft">
-    <w:name w:val="Signature Left"/>
-    <w:basedOn w:val="Single"/>
-    <w:qFormat/>
-    <w:pPr>
-      <w:keepNext/>
-      <w:keepLines/>
-    </w:pPr>
-  </w:style>
-  <w:style w:type="paragraph" w:customStyle="1" w:styleId="SignatureRight">
-    <w:name w:val="Signature Right"/>
-    <w:basedOn w:val="Single"/>
-    <w:qFormat/>
-    <w:pPr>
-      <w:keepNext/>
-      <w:keepLines/>
-      <w:ind w:left="288"/>
-    </w:pPr>
-  </w:style>
-  <w:style w:type="paragraph" w:customStyle="1" w:styleId="SignatureGap">
-    <w:name w:val="Signature Gap"/>
-    <w:basedOn w:val="SignatureRight"/>
-    <w:qFormat/>
-    <w:pPr>
-      <w:spacing w:before="276"/>
-    </w:pPr>
-  </w:style>
-  <w:style w:type="paragraph" w:customStyle="1" w:styleId="TOCTitle">
-    <w:name w:val="TOC Title"/>
-    <w:basedOn w:val="Single"/>
-    <w:qFormat/>
-    <w:pPr>
-      <w:keepNext/>
-      <w:spacing w:before="0" w:after="552"/>
-      <w:jc w:val="center"/>
-    </w:pPr>
-    <w:rPr>
-      <w:b/>
-      <w:bCs/>
-    </w:rPr>
-  </w:style>
-  <w:style w:type="paragraph" w:styleId="TOC1">
-    <w:name w:val="toc 1"/>
-    <w:basedOn w:val="Normal"/>
-    <w:next w:val="Normal"/>
-    <w:uiPriority w:val="39"/>
-    <w:unhideWhenUsed/>
-    <w:pPr>
-      <w:tabs>
-        <w:tab w:val="right" w:leader="dot" w:pos="9350"/>
-      </w:tabs>
-      <w:spacing w:before="0" w:after="0" w:line="552" w:lineRule="exact"/>
-      <w:ind w:left="0" w:firstLine="0"/>
-    </w:pPr>
-  </w:style>
-  <w:style w:type="paragraph" w:styleId="TOC2">
-    <w:name w:val="toc 2"/>
-    <w:basedOn w:val="Normal"/>
-    <w:next w:val="Normal"/>
-    <w:uiPriority w:val="39"/>
-    <w:unhideWhenUsed/>
-    <w:pPr>
-      <w:tabs>
-        <w:tab w:val="right" w:leader="dot" w:pos="9350"/>
-      </w:tabs>
-      <w:spacing w:before="0" w:after="0" w:line="552" w:lineRule="exact"/>
-      <w:ind w:left="720" w:hanging="720"/>
-    </w:pPr>
-  </w:style>
-  <w:style w:type="paragraph" w:styleId="TOC3">
-    <w:name w:val="toc 3"/>
-    <w:basedOn w:val="Normal"/>
-    <w:next w:val="Normal"/>
-    <w:uiPriority w:val="39"/>
-    <w:unhideWhenUsed/>
-    <w:pPr>
-      <w:tabs>
-        <w:tab w:val="right" w:leader="dot" w:pos="9350"/>
-      </w:tabs>
-      <w:spacing w:before="0" w:after="0" w:line="552" w:lineRule="exact"/>
-      <w:ind w:left="1440" w:hanging="720"/>
-    </w:pPr>
-  </w:style>
-  <w:style w:type="table" w:default="1" w:styleId="Table">
-    <w:name w:val="Table"/>
-    <w:uiPriority w:val="59"/>
-    <w:tblPr>
-      <w:tblInd w:w="0" w:type="dxa"/>
-      <w:tblBorders>
-        <w:top w:val="nil"/>
-        <w:left w:val="nil"/>
-        <w:bottom w:val="nil"/>
-        <w:right w:val="nil"/>
-        <w:insideH w:val="nil"/>
-        <w:insideV w:val="nil"/>
-      </w:tblBorders>
-      <w:tblCellMar>
-        <w:top w:w="0" w:type="dxa"/>
-        <w:left w:w="0" w:type="dxa"/>
-        <w:bottom w:w="0" w:type="dxa"/>
-        <w:right w:w="0" w:type="dxa"/>
-      </w:tblCellMar>
-    </w:tblPr>
   </w:style>
   <w:style w:type="paragraph" w:customStyle="1" w:styleId="SourceCode">
     <w:name w:val="Source Code"/>
